--- a/Eaaa-Ttm/A307-TSo.docx
+++ b/Eaaa-Ttm/A307-TSo.docx
@@ -344,7 +344,7 @@
         <w:rPr>
           <w:rFonts w:ascii="Gentium" w:hAnsi="Gentium" w:cs="Gentium"/>
         </w:rPr>
-        <w:t xml:space="preserve">And I Solomon was overjoyed, and praised and glorified the God of heaven and earth. And, on the morrow, I called the boy and gave him the ring, and said to him, </w:t>
+        <w:t xml:space="preserve">And I Solomon was overjoyed, and praised and glorified the God of heaven and earth. And, on the morrow, I called the boy and gave him the ring, </w:t>
       </w:r>
       <w:r>
         <w:rPr>
@@ -360,14 +360,38 @@
         <w:rPr>
           <w:rFonts w:ascii="Gentium" w:hAnsi="Gentium" w:cs="Gentium"/>
         </w:rPr>
-        <w:t xml:space="preserve">”Take this and, at the hour in which the demon shall come to you, throw this ring at the chest of the demon, and say to </w:t>
+        <w:t xml:space="preserve">and said to him, </w:t>
+      </w:r>
+      <w:r>
+        <w:rPr>
+          <w:rFonts w:ascii="Gentium" w:hAnsi="Gentium" w:cs="Gentium"/>
+        </w:rPr>
+        <w:t>“T</w:t>
+      </w:r>
+      <w:r>
+        <w:rPr>
+          <w:rFonts w:ascii="Gentium" w:hAnsi="Gentium" w:cs="Gentium"/>
+        </w:rPr>
+        <w:t xml:space="preserve">ake this and, at the hour in which the demon shall come to you, throw this ring at the chest of the demon, and say to </w:t>
       </w:r>
       <w:r>
         <w:rPr>
           <w:rFonts w:ascii="Gentium" w:hAnsi="Gentium" w:cs="Gentium"/>
         </w:rPr>
         <w:lastRenderedPageBreak/>
-        <w:t>him, “In the name of God, King Solomon calls you hither.” And then come running to me, without having any misgivings or fear in respect of aught thou mayest hear on the part of the demon.”</w:t>
+        <w:t xml:space="preserve">him, “In the name of God, King Solomon calls you hither.” And then come running to me, without having any misgivings or fear in respect of aught </w:t>
+      </w:r>
+      <w:r>
+        <w:rPr>
+          <w:rFonts w:ascii="Gentium" w:hAnsi="Gentium" w:cs="Gentium"/>
+        </w:rPr>
+        <w:t>y</w:t>
+      </w:r>
+      <w:r>
+        <w:rPr>
+          <w:rFonts w:ascii="Gentium" w:hAnsi="Gentium" w:cs="Gentium"/>
+        </w:rPr>
+        <w:t>ou may hear on the part of the demon.”</w:t>
       </w:r>
     </w:p>
     <w:p>
@@ -564,7 +588,13 @@
         <w:rPr>
           <w:rFonts w:ascii="Gentium" w:hAnsi="Gentium" w:cs="Gentium"/>
         </w:rPr>
-        <w:t xml:space="preserve">, these I strangle. But, in case there is no disposition to sleep, I am changed into three forms. Whenever men come to be enamoured of women, I metamorphose myself into a comely female; and I take hold of the men in their sleep and play with them. And, after a while, I again take to my wings, and fly to the heavenly regions. </w:t>
+        <w:t>, these I strangle. But, in case there is no disposition to sleep, I am changed into three forms. Whenever men come to be enamoured of women, I metamorphose myself into a comely female; and I take hold of the men in their sleep and play with them. And, after a while, I again take to my wings, and fly to the heavenly regions. I also appear as a lion,</w:t>
+      </w:r>
+      <w:r>
+        <w:rPr>
+          <w:rFonts w:ascii="Gentium" w:hAnsi="Gentium" w:cs="Gentium"/>
+        </w:rPr>
+        <w:t xml:space="preserve"> </w:t>
       </w:r>
       <w:r>
         <w:rPr>
@@ -580,7 +610,7 @@
         <w:rPr>
           <w:rFonts w:ascii="Gentium" w:hAnsi="Gentium" w:cs="Gentium"/>
         </w:rPr>
-        <w:t xml:space="preserve">I also appear as a lion, and I am commanded by all the demons. I am offspring of the archangel Uriel, the power of God.” </w:t>
+        <w:t xml:space="preserve">and I am commanded by all the demons. I am offspring of the archangel Uriel, the power of God.” </w:t>
       </w:r>
       <w:r>
         <w:rPr>
@@ -806,7 +836,7 @@
         <w:rPr>
           <w:rFonts w:ascii="Gentium" w:hAnsi="Gentium" w:cs="Gentium"/>
         </w:rPr>
-        <w:t xml:space="preserve">And I questioned him, and said, “Who are you?” </w:t>
+        <w:t xml:space="preserve">And I questioned him, and said, “Who are you?” The demon replied, “I am Beelzebub, the exarch of the demons. </w:t>
       </w:r>
       <w:r>
         <w:rPr>
@@ -822,26 +852,7 @@
         <w:rPr>
           <w:rFonts w:ascii="Gentium" w:hAnsi="Gentium" w:cs="Gentium"/>
         </w:rPr>
-        <w:t>The demon replied, “I am Beelzebub, the exarch of the demons. And all the demons have their chief seats close to me. And I it is who make manifest the apparition of each demon.” And he promised to bring to me in bonds all the unclean spirits. And I again glorified the God of heaven and earth, as I do always give thanks to him.</w:t>
-      </w:r>
-    </w:p>
-    <w:p>
-      <w:pPr>
-        <w:spacing w:before="120"/>
-        <w:jc w:val="both"/>
-        <w:rPr>
-          <w:rFonts w:ascii="Gentium" w:hAnsi="Gentium" w:cs="Gentium"/>
-          <w:i/>
-          <w:iCs/>
-        </w:rPr>
-      </w:pPr>
-      <w:r>
-        <w:rPr>
-          <w:rFonts w:ascii="Gentium" w:hAnsi="Gentium" w:cs="Gentium"/>
-          <w:i/>
-          <w:iCs/>
-        </w:rPr>
-        <w:t>[D: The demon said, “I am Beelzeboul, the ruler of the demons.” I demanded that without interruption he sit next to me and explain the manifestations of the demons.]</w:t>
+        <w:t>And all the demons have their chief seats close to me. And I it is who make manifest the apparition of each demon.” And he promised to bring to me in bonds all the unclean spirits. And I again glorified the God of heaven and earth, as I do always give thanks to him.</w:t>
       </w:r>
     </w:p>
     <w:p>
@@ -994,7 +1005,23 @@
         <w:rPr>
           <w:rFonts w:ascii="Gentium" w:hAnsi="Gentium" w:cs="Gentium"/>
         </w:rPr>
-        <w:t xml:space="preserve">Oftentimes, however, do I consort with men in the semblance of a woman, and above all with those of a dark skin. For they share my star with me; since they it is who privately or openly worship my star, without knowing that they harm themselves, and but whet my appetite for further mischief. For, they wish to provide money by means of memory </w:t>
+        <w:t xml:space="preserve">Oftentimes, however, do I consort with men in the semblance of a woman, and above all with those of a dark skin. For they share my star with me; since they it is who privately or openly worship my star, without knowing that they harm themselves, and but whet my appetite for further mischief. </w:t>
+      </w:r>
+      <w:r>
+        <w:rPr>
+          <w:rFonts w:ascii="Gentium" w:hAnsi="Gentium" w:cs="Gentium"/>
+          <w:b/>
+          <w:bCs/>
+          <w:color w:val="0070C0"/>
+          <w:vertAlign w:val="superscript"/>
+        </w:rPr>
+        <w:t>7 </w:t>
+      </w:r>
+      <w:r>
+        <w:rPr>
+          <w:rFonts w:ascii="Gentium" w:hAnsi="Gentium" w:cs="Gentium"/>
+        </w:rPr>
+        <w:t xml:space="preserve">For, they wish to provide money by means of memory </w:t>
       </w:r>
       <w:r>
         <w:rPr>
@@ -1008,23 +1035,7 @@
         <w:rPr>
           <w:rFonts w:ascii="Gentium" w:hAnsi="Gentium" w:cs="Gentium"/>
         </w:rPr>
-        <w:t xml:space="preserve">, </w:t>
-      </w:r>
-      <w:r>
-        <w:rPr>
-          <w:rFonts w:ascii="Gentium" w:hAnsi="Gentium" w:cs="Gentium"/>
-          <w:b/>
-          <w:bCs/>
-          <w:color w:val="0070C0"/>
-          <w:vertAlign w:val="superscript"/>
-        </w:rPr>
-        <w:t>7 </w:t>
-      </w:r>
-      <w:r>
-        <w:rPr>
-          <w:rFonts w:ascii="Gentium" w:hAnsi="Gentium" w:cs="Gentium"/>
-        </w:rPr>
-        <w:t>but I supply a little to those who worship me fairly.”</w:t>
+        <w:t>, but I supply a little to those who worship me fairly.”</w:t>
       </w:r>
     </w:p>
     <w:p>
@@ -1065,7 +1076,7 @@
         <w:rPr>
           <w:rFonts w:ascii="Gentium" w:hAnsi="Gentium" w:cs="Gentium"/>
         </w:rPr>
-        <w:t xml:space="preserve">And I said to her, “Under what star do you pass?” </w:t>
+        <w:t xml:space="preserve">And I said to her, “Under what star do you pass?” And she answered me, “Under the star of the full moon, for the reason that the moon travels over most things.” </w:t>
       </w:r>
       <w:r>
         <w:rPr>
@@ -1081,7 +1092,7 @@
         <w:rPr>
           <w:rFonts w:ascii="Gentium" w:hAnsi="Gentium" w:cs="Gentium"/>
         </w:rPr>
-        <w:t xml:space="preserve">And she answered me, “Under the star of the full moon, for the reason that the moon travels over most things.” Then I said to her, “And what angel is it that frustrates you?” And she said to me, “He that in you [or ‘through you’] is reigning.” </w:t>
+        <w:t xml:space="preserve">Then I said to her, “And what angel is it that frustrates you?” And she said to me, “He that in you [or ‘through you’] is reigning.” </w:t>
       </w:r>
       <w:r>
         <w:rPr>
@@ -1156,65 +1167,71 @@
           <w:sz w:val="28"/>
           <w:szCs w:val="28"/>
         </w:rPr>
+        <w:t>Chapter 5</w:t>
+      </w:r>
+    </w:p>
+    <w:p>
+      <w:pPr>
+        <w:spacing w:before="120"/>
+        <w:jc w:val="both"/>
+        <w:rPr>
+          <w:rFonts w:ascii="Gentium" w:hAnsi="Gentium" w:cs="Gentium"/>
+        </w:rPr>
+      </w:pPr>
+      <w:r>
+        <w:rPr>
+          <w:rFonts w:ascii="Gentium" w:hAnsi="Gentium" w:cs="Gentium"/>
+          <w:b/>
+          <w:bCs/>
+          <w:color w:val="0070C0"/>
+          <w:vertAlign w:val="superscript"/>
+        </w:rPr>
+        <w:t>1 </w:t>
+      </w:r>
+      <w:r>
+        <w:rPr>
+          <w:rFonts w:ascii="Gentium" w:hAnsi="Gentium" w:cs="Gentium"/>
+        </w:rPr>
+        <w:t xml:space="preserve">And I at once bade another demon to be led unto me; and instantly there approached me the demon Asmodeus, bound, </w:t>
+      </w:r>
+      <w:r>
+        <w:rPr>
+          <w:rFonts w:ascii="Gentium" w:hAnsi="Gentium" w:cs="Gentium"/>
+          <w:b/>
+          <w:bCs/>
+          <w:color w:val="0070C0"/>
+          <w:vertAlign w:val="superscript"/>
+        </w:rPr>
+        <w:t>2 </w:t>
+      </w:r>
+      <w:r>
+        <w:rPr>
+          <w:rFonts w:ascii="Gentium" w:hAnsi="Gentium" w:cs="Gentium"/>
+        </w:rPr>
+        <w:t xml:space="preserve">and I asked him, “Who are you?” But he shot on me a glance of anger and rage, and said, “And who are you?” </w:t>
+      </w:r>
+      <w:r>
+        <w:rPr>
+          <w:rFonts w:ascii="Gentium" w:hAnsi="Gentium" w:cs="Gentium"/>
+          <w:b/>
+          <w:bCs/>
+          <w:color w:val="0070C0"/>
+          <w:vertAlign w:val="superscript"/>
+        </w:rPr>
+        <w:t>3 </w:t>
+      </w:r>
+      <w:r>
+        <w:rPr>
+          <w:rFonts w:ascii="Gentium" w:hAnsi="Gentium" w:cs="Gentium"/>
+        </w:rPr>
+        <w:t xml:space="preserve">And I said to him, “Thus punished as you are, will you answer me?” But he, with rage, said to me, “But how shall I answer you? For, you are a son of man, whereas I was born an angel’s seed by a </w:t>
+      </w:r>
+      <w:r>
+        <w:rPr>
+          <w:rFonts w:ascii="Gentium" w:hAnsi="Gentium" w:cs="Gentium"/>
+        </w:rPr>
         <w:lastRenderedPageBreak/>
-        <w:t>Chapter 5</w:t>
-      </w:r>
-    </w:p>
-    <w:p>
-      <w:pPr>
-        <w:spacing w:before="120"/>
-        <w:jc w:val="both"/>
-        <w:rPr>
-          <w:rFonts w:ascii="Gentium" w:hAnsi="Gentium" w:cs="Gentium"/>
-        </w:rPr>
-      </w:pPr>
-      <w:r>
-        <w:rPr>
-          <w:rFonts w:ascii="Gentium" w:hAnsi="Gentium" w:cs="Gentium"/>
-          <w:b/>
-          <w:bCs/>
-          <w:color w:val="0070C0"/>
-          <w:vertAlign w:val="superscript"/>
-        </w:rPr>
-        <w:t>1 </w:t>
-      </w:r>
-      <w:r>
-        <w:rPr>
-          <w:rFonts w:ascii="Gentium" w:hAnsi="Gentium" w:cs="Gentium"/>
-        </w:rPr>
-        <w:t xml:space="preserve">And I at once bade another demon to be led unto me; and instantly there approached me the demon Asmodeus, bound, </w:t>
-      </w:r>
-      <w:r>
-        <w:rPr>
-          <w:rFonts w:ascii="Gentium" w:hAnsi="Gentium" w:cs="Gentium"/>
-          <w:b/>
-          <w:bCs/>
-          <w:color w:val="0070C0"/>
-          <w:vertAlign w:val="superscript"/>
-        </w:rPr>
-        <w:t>2 </w:t>
-      </w:r>
-      <w:r>
-        <w:rPr>
-          <w:rFonts w:ascii="Gentium" w:hAnsi="Gentium" w:cs="Gentium"/>
-        </w:rPr>
-        <w:t xml:space="preserve">and I asked him, “Who are you?” But he shot on me a glance of anger and rage, and said, “And who are you?” </w:t>
-      </w:r>
-      <w:r>
-        <w:rPr>
-          <w:rFonts w:ascii="Gentium" w:hAnsi="Gentium" w:cs="Gentium"/>
-          <w:b/>
-          <w:bCs/>
-          <w:color w:val="0070C0"/>
-          <w:vertAlign w:val="superscript"/>
-        </w:rPr>
-        <w:t>3 </w:t>
-      </w:r>
-      <w:r>
-        <w:rPr>
-          <w:rFonts w:ascii="Gentium" w:hAnsi="Gentium" w:cs="Gentium"/>
-        </w:rPr>
-        <w:t xml:space="preserve">And I said to him, “Thus punished as you are, will you answer me?” But he, with rage, said to me, “But how shall I answer you? For, you are a son of man, whereas I was born an angel’s seed by a daughter of man, so that no word of our heavenly kind addressed to the earth-born can be overweening. </w:t>
+        <w:t xml:space="preserve">daughter of man, so that no word of our heavenly kind addressed to the earth-born can be overweening. </w:t>
       </w:r>
       <w:r>
         <w:rPr>
@@ -1246,7 +1263,19 @@
         <w:rPr>
           <w:rFonts w:ascii="Gentium" w:hAnsi="Gentium" w:cs="Gentium"/>
         </w:rPr>
-        <w:t xml:space="preserve">So, do not ask me many things; for, your kingdom also after a little time is to be disrupted, and your glory is but for a season. And short will be thy tyranny over us; and then we shall again have free range over mankind, so as that they shall revere us as if we were gods, not knowing, men that they are, the names of the angels set over us.” </w:t>
+        <w:t xml:space="preserve">So, do not ask me many things; for, your kingdom also after a little time is to be disrupted, and your glory is but for a season. And short will be </w:t>
+      </w:r>
+      <w:r>
+        <w:rPr>
+          <w:rFonts w:ascii="Gentium" w:hAnsi="Gentium" w:cs="Gentium"/>
+        </w:rPr>
+        <w:t>your</w:t>
+      </w:r>
+      <w:r>
+        <w:rPr>
+          <w:rFonts w:ascii="Gentium" w:hAnsi="Gentium" w:cs="Gentium"/>
+        </w:rPr>
+        <w:t xml:space="preserve"> tyranny over us; and then we shall again have free range over mankind, so as that they shall revere us as if we were gods, not knowing, men that they are, the names of the angels set over us.” </w:t>
       </w:r>
       <w:r>
         <w:rPr>
@@ -1465,39 +1494,33 @@
         <w:rPr>
           <w:rFonts w:ascii="Gentium" w:hAnsi="Gentium" w:cs="Gentium"/>
         </w:rPr>
-        <w:t xml:space="preserve">And now I control all those who are bound in Tartarus. But I too have a child, and he </w:t>
-      </w:r>
-      <w:r>
-        <w:rPr>
-          <w:rFonts w:ascii="Gentium" w:hAnsi="Gentium" w:cs="Gentium"/>
+        <w:t xml:space="preserve">And now I control all those who are bound in Tartarus. But I too have a child, and he haunts the Red Sea. And on any suitable occasion he comes up to me again, being subject to me, and reveals to me what he has done, and I support him. </w:t>
+      </w:r>
+      <w:r>
+        <w:rPr>
+          <w:rFonts w:ascii="Gentium" w:hAnsi="Gentium" w:cs="Gentium"/>
+          <w:b/>
+          <w:bCs/>
+          <w:color w:val="0070C0"/>
+          <w:vertAlign w:val="superscript"/>
+        </w:rPr>
+        <w:t>4 </w:t>
+      </w:r>
+      <w:r>
+        <w:rPr>
+          <w:rFonts w:ascii="Gentium" w:hAnsi="Gentium" w:cs="Gentium"/>
+        </w:rPr>
+        <w:t xml:space="preserve">I Solomon said unto him, “Beelzeboul, what is your employment?” And he answered me, “I destroy kings. I ally myself with foreign tyrants. And my own demons I set on to men, in order that the latter may believe in them and be lost. And the chosen servants of God, priests and faithful men, I excite unto desires for wicked sins, and evil heresies, and lawless deeds; and they obey me, and I bear them on to destruction. And I inspire men with envy, and [desire for] murder, and for wars and sodomy, and other evil things. And I will destroy the world.” </w:t>
+      </w:r>
+      <w:r>
+        <w:rPr>
+          <w:rFonts w:ascii="Gentium" w:hAnsi="Gentium" w:cs="Gentium"/>
+          <w:b/>
+          <w:bCs/>
+          <w:color w:val="0070C0"/>
+          <w:vertAlign w:val="superscript"/>
         </w:rPr>
         <w:lastRenderedPageBreak/>
-        <w:t xml:space="preserve">haunts the Red Sea. And on any suitable occasion he comes up to me again, being subject to me, and reveals to me what he has done, and I support him. </w:t>
-      </w:r>
-      <w:r>
-        <w:rPr>
-          <w:rFonts w:ascii="Gentium" w:hAnsi="Gentium" w:cs="Gentium"/>
-          <w:b/>
-          <w:bCs/>
-          <w:color w:val="0070C0"/>
-          <w:vertAlign w:val="superscript"/>
-        </w:rPr>
-        <w:t>4 </w:t>
-      </w:r>
-      <w:r>
-        <w:rPr>
-          <w:rFonts w:ascii="Gentium" w:hAnsi="Gentium" w:cs="Gentium"/>
-        </w:rPr>
-        <w:t xml:space="preserve">I Solomon said unto him, “Beelzeboul, what is your employment?” And he answered me, “I destroy kings. I ally myself with foreign tyrants. And my own demons I set on to men, in order that the latter may believe in them and be lost. And the chosen servants of God, priests and faithful men, I excite unto desires for wicked sins, and evil heresies, and lawless deeds; and they obey me, and I bear them on to destruction. And I inspire men with envy, and [desire for] murder, and for wars and sodomy, and other evil things. And I will destroy the world.” </w:t>
-      </w:r>
-      <w:r>
-        <w:rPr>
-          <w:rFonts w:ascii="Gentium" w:hAnsi="Gentium" w:cs="Gentium"/>
-          <w:b/>
-          <w:bCs/>
-          <w:color w:val="0070C0"/>
-          <w:vertAlign w:val="superscript"/>
-        </w:rPr>
         <w:t>5 </w:t>
       </w:r>
       <w:r>
@@ -1747,7 +1770,19 @@
         <w:rPr>
           <w:rFonts w:ascii="Gentium" w:hAnsi="Gentium" w:cs="Gentium"/>
         </w:rPr>
-        <w:t xml:space="preserve">And I said to him, “What is you pursuit?” And he said, “I bring darkness on men, and set fire to fields; and I bring homesteads to naught. But most busy am I in summer. However, when I get an opportunity, I creep into corners of the wall, by night and day. For, I am offspring of the great one, and nothing less.” </w:t>
+        <w:t>And I said to him, “What is you</w:t>
+      </w:r>
+      <w:r>
+        <w:rPr>
+          <w:rFonts w:ascii="Gentium" w:hAnsi="Gentium" w:cs="Gentium"/>
+        </w:rPr>
+        <w:t>r</w:t>
+      </w:r>
+      <w:r>
+        <w:rPr>
+          <w:rFonts w:ascii="Gentium" w:hAnsi="Gentium" w:cs="Gentium"/>
+        </w:rPr>
+        <w:t xml:space="preserve"> pursuit?” And he said, “I bring darkness on men, and set fire to fields; and I bring homesteads to naught. But most busy am I in summer. However, when I get an opportunity, I creep into corners of the wall, by night and day. For, I am offspring of the great one, and nothing less.” </w:t>
       </w:r>
       <w:r>
         <w:rPr>
@@ -1763,46 +1798,70 @@
         <w:rPr>
           <w:rFonts w:ascii="Gentium" w:hAnsi="Gentium" w:cs="Gentium"/>
         </w:rPr>
-        <w:t xml:space="preserve">Accordingly I said to him, “Under what star do you lie?” And he answered, “In the very tip of the moon’s horn, when it is found in the south. There is my star. For, I have been bidden to </w:t>
+        <w:t>Accordingly I said to him, “Under what star do you lie?” And he answered, “In the very tip of the moon’s horn, when it is found in the south. There is my star. For, I have been bidden to restrain the convulsions of the hemi</w:t>
+      </w:r>
+      <w:r>
+        <w:rPr>
+          <w:rFonts w:ascii="Gentium" w:hAnsi="Gentium" w:cs="Gentium"/>
+        </w:rPr>
+        <w:t>-</w:t>
+      </w:r>
+      <w:r>
+        <w:rPr>
+          <w:rFonts w:ascii="Gentium" w:hAnsi="Gentium" w:cs="Gentium"/>
+        </w:rPr>
+        <w:t>tertian fever; and this is why many men pray to the hemi</w:t>
+      </w:r>
+      <w:r>
+        <w:rPr>
+          <w:rFonts w:ascii="Gentium" w:hAnsi="Gentium" w:cs="Gentium"/>
+        </w:rPr>
+        <w:t>-</w:t>
+      </w:r>
+      <w:r>
+        <w:rPr>
+          <w:rFonts w:ascii="Gentium" w:hAnsi="Gentium" w:cs="Gentium"/>
+        </w:rPr>
+        <w:t xml:space="preserve">tertian fever, using these three names: Bultala, Thallal, Melchal. And I heal them.” </w:t>
+      </w:r>
+      <w:r>
+        <w:rPr>
+          <w:rFonts w:ascii="Gentium" w:hAnsi="Gentium" w:cs="Gentium"/>
+          <w:b/>
+          <w:bCs/>
+          <w:color w:val="0070C0"/>
+          <w:vertAlign w:val="superscript"/>
+        </w:rPr>
+        <w:t>7 </w:t>
+      </w:r>
+      <w:r>
+        <w:rPr>
+          <w:rFonts w:ascii="Gentium" w:hAnsi="Gentium" w:cs="Gentium"/>
+        </w:rPr>
+        <w:t xml:space="preserve">And I said to him, “I am Solomon; when therefore you would do harm, by whose aid do you do it?” But he said to me, “By the angel’s, by whom also the third day’s fever is lulled to rest.” So, I questioned him, and said, “And by what name?” And he answered, “That of the archangel Azael.” </w:t>
+      </w:r>
+      <w:r>
+        <w:rPr>
+          <w:rFonts w:ascii="Gentium" w:hAnsi="Gentium" w:cs="Gentium"/>
+          <w:b/>
+          <w:bCs/>
+          <w:color w:val="0070C0"/>
+          <w:vertAlign w:val="superscript"/>
+        </w:rPr>
+        <w:t>8 </w:t>
+      </w:r>
+      <w:r>
+        <w:rPr>
+          <w:rFonts w:ascii="Gentium" w:hAnsi="Gentium" w:cs="Gentium"/>
+        </w:rPr>
+        <w:t xml:space="preserve">And I summoned the archangel Azael, and set a seal on the demon, and commanded him to seize </w:t>
       </w:r>
       <w:r>
         <w:rPr>
           <w:rFonts w:ascii="Gentium" w:hAnsi="Gentium" w:cs="Gentium"/>
         </w:rPr>
         <w:lastRenderedPageBreak/>
-        <w:t xml:space="preserve">restrain the convulsions of the hemitertian fever; and this is why many men pray to the hemitertian fever, using these three names: Bultala, Thallal, Melchal. And I heal them.” </w:t>
-      </w:r>
-      <w:r>
-        <w:rPr>
-          <w:rFonts w:ascii="Gentium" w:hAnsi="Gentium" w:cs="Gentium"/>
-          <w:b/>
-          <w:bCs/>
-          <w:color w:val="0070C0"/>
-          <w:vertAlign w:val="superscript"/>
-        </w:rPr>
-        <w:t>7 </w:t>
-      </w:r>
-      <w:r>
-        <w:rPr>
-          <w:rFonts w:ascii="Gentium" w:hAnsi="Gentium" w:cs="Gentium"/>
-        </w:rPr>
-        <w:t xml:space="preserve">And I said to him, “I am Solomon; when therefore you would do harm, by whose aid do you do it?” But he said to me, “By the angel’s, by whom also the third day’s fever is lulled to rest.” So, I questioned him, and said, “And by what name?” And he answered, “That of the archangel Azael.” </w:t>
-      </w:r>
-      <w:r>
-        <w:rPr>
-          <w:rFonts w:ascii="Gentium" w:hAnsi="Gentium" w:cs="Gentium"/>
-          <w:b/>
-          <w:bCs/>
-          <w:color w:val="0070C0"/>
-          <w:vertAlign w:val="superscript"/>
-        </w:rPr>
-        <w:t>8 </w:t>
-      </w:r>
-      <w:r>
-        <w:rPr>
-          <w:rFonts w:ascii="Gentium" w:hAnsi="Gentium" w:cs="Gentium"/>
-        </w:rPr>
-        <w:t>And I summoned the archangel Azael, and set a seal on the demon, and commanded him to seize great stones, and toss them up to the workmen on the higher parts of the Temple. And, being compelled, the demon began to do what he was commanded to do.</w:t>
+        <w:t>great stones, and toss them up to the workmen on the higher parts of the Temple. And, being compelled, the demon began to do what he was commanded to do.</w:t>
       </w:r>
     </w:p>
     <w:p>
@@ -2049,7 +2108,6 @@
           <w:color w:val="0070C0"/>
           <w:vertAlign w:val="superscript"/>
         </w:rPr>
-        <w:lastRenderedPageBreak/>
         <w:t>12 </w:t>
       </w:r>
       <w:r>
@@ -2090,6 +2148,7 @@
           <w:sz w:val="28"/>
           <w:szCs w:val="28"/>
         </w:rPr>
+        <w:lastRenderedPageBreak/>
         <w:t>Chapter 9</w:t>
       </w:r>
     </w:p>
@@ -2336,14 +2395,19 @@
         <w:rPr>
           <w:rFonts w:ascii="Gentium" w:hAnsi="Gentium" w:cs="Gentium"/>
         </w:rPr>
-        <w:t xml:space="preserve">For I do </w:t>
-      </w:r>
-      <w:r>
-        <w:rPr>
-          <w:rFonts w:ascii="Gentium" w:hAnsi="Gentium" w:cs="Gentium"/>
-        </w:rPr>
-        <w:lastRenderedPageBreak/>
-        <w:t xml:space="preserve">harm to men who follow after our star, and turn them to …  And I seize the frenzied men by the larynx, and so destroy them.” </w:t>
+        <w:t>For</w:t>
+      </w:r>
+      <w:r>
+        <w:rPr>
+          <w:rFonts w:ascii="Gentium" w:hAnsi="Gentium" w:cs="Gentium"/>
+        </w:rPr>
+        <w:t>,</w:t>
+      </w:r>
+      <w:r>
+        <w:rPr>
+          <w:rFonts w:ascii="Gentium" w:hAnsi="Gentium" w:cs="Gentium"/>
+        </w:rPr>
+        <w:t xml:space="preserve"> I do harm to men who follow after our star, and turn them to …  And I seize the frenzied men by the larynx, and so destroy them.” </w:t>
       </w:r>
       <w:r>
         <w:rPr>
@@ -2389,7 +2453,14 @@
         <w:rPr>
           <w:rFonts w:ascii="Gentium" w:hAnsi="Gentium" w:cs="Gentium"/>
         </w:rPr>
-        <w:t>And I said to him, “What is your employment? And what results can you achieve?” And he replied, “Give me your man and I will lead him away into a mountainous spot, and will show him a green stone tossed to and fro, with which you may adorn the temple of the Lord God.”</w:t>
+        <w:t xml:space="preserve">And I said to him, “What is your employment? And what results can you </w:t>
+      </w:r>
+      <w:r>
+        <w:rPr>
+          <w:rFonts w:ascii="Gentium" w:hAnsi="Gentium" w:cs="Gentium"/>
+        </w:rPr>
+        <w:lastRenderedPageBreak/>
+        <w:t>achieve?” And he replied, “Give me your man and I will lead him away into a mountainous spot, and will show him a green stone tossed to and fro, with which you may adorn the temple of the Lord God.”</w:t>
       </w:r>
     </w:p>
     <w:p>
@@ -2701,49 +2772,55 @@
           <w:sz w:val="28"/>
           <w:szCs w:val="28"/>
         </w:rPr>
+        <w:t>Chapter 12 </w:t>
+      </w:r>
+    </w:p>
+    <w:p>
+      <w:pPr>
+        <w:spacing w:before="120"/>
+        <w:jc w:val="both"/>
+        <w:rPr>
+          <w:rFonts w:ascii="Gentium" w:hAnsi="Gentium" w:cs="Gentium"/>
+        </w:rPr>
+      </w:pPr>
+      <w:r>
+        <w:rPr>
+          <w:rFonts w:ascii="Gentium" w:hAnsi="Gentium" w:cs="Gentium"/>
+          <w:b/>
+          <w:bCs/>
+          <w:color w:val="0070C0"/>
+          <w:vertAlign w:val="superscript"/>
+        </w:rPr>
+        <w:t>1 </w:t>
+      </w:r>
+      <w:r>
+        <w:rPr>
+          <w:rFonts w:ascii="Gentium" w:hAnsi="Gentium" w:cs="Gentium"/>
+        </w:rPr>
+        <w:t xml:space="preserve">And I worshipped the Lord God of Israel, and commanded another demon come forward. And there came before me a dragon, three-headed, of fearful hue. </w:t>
+      </w:r>
+      <w:r>
+        <w:rPr>
+          <w:rFonts w:ascii="Gentium" w:hAnsi="Gentium" w:cs="Gentium"/>
+          <w:b/>
+          <w:bCs/>
+          <w:color w:val="0070C0"/>
+          <w:vertAlign w:val="superscript"/>
+        </w:rPr>
+        <w:t>2 </w:t>
+      </w:r>
+      <w:r>
+        <w:rPr>
+          <w:rFonts w:ascii="Gentium" w:hAnsi="Gentium" w:cs="Gentium"/>
+        </w:rPr>
+        <w:t xml:space="preserve">And I questioned him, “Who are you?” And he answered me, “I am a caltrop-like spirit, whose activity in three lines. But I blind </w:t>
+      </w:r>
+      <w:r>
+        <w:rPr>
+          <w:rFonts w:ascii="Gentium" w:hAnsi="Gentium" w:cs="Gentium"/>
+        </w:rPr>
         <w:lastRenderedPageBreak/>
-        <w:t>Chapter 12 </w:t>
-      </w:r>
-    </w:p>
-    <w:p>
-      <w:pPr>
-        <w:spacing w:before="120"/>
-        <w:jc w:val="both"/>
-        <w:rPr>
-          <w:rFonts w:ascii="Gentium" w:hAnsi="Gentium" w:cs="Gentium"/>
-        </w:rPr>
-      </w:pPr>
-      <w:r>
-        <w:rPr>
-          <w:rFonts w:ascii="Gentium" w:hAnsi="Gentium" w:cs="Gentium"/>
-          <w:b/>
-          <w:bCs/>
-          <w:color w:val="0070C0"/>
-          <w:vertAlign w:val="superscript"/>
-        </w:rPr>
-        <w:t>1 </w:t>
-      </w:r>
-      <w:r>
-        <w:rPr>
-          <w:rFonts w:ascii="Gentium" w:hAnsi="Gentium" w:cs="Gentium"/>
-        </w:rPr>
-        <w:t xml:space="preserve">And I worshipped the Lord God of Israel, and commanded another demon come forward. And there came before me a dragon, three-headed, of fearful hue. </w:t>
-      </w:r>
-      <w:r>
-        <w:rPr>
-          <w:rFonts w:ascii="Gentium" w:hAnsi="Gentium" w:cs="Gentium"/>
-          <w:b/>
-          <w:bCs/>
-          <w:color w:val="0070C0"/>
-          <w:vertAlign w:val="superscript"/>
-        </w:rPr>
-        <w:t>2 </w:t>
-      </w:r>
-      <w:r>
-        <w:rPr>
-          <w:rFonts w:ascii="Gentium" w:hAnsi="Gentium" w:cs="Gentium"/>
-        </w:rPr>
-        <w:t xml:space="preserve">And I questioned him, “Who are you?” And he answered me, “I am a caltrop-like spirit, whose activity in three lines. But I blind children in women’s wombs, and twirl their ears round. And I make them deaf and mute. And I have again in my third head means of slipping in. And I smite men in the limbless part of the body, and cause them to fall down, and foam, and grind their teeth. </w:t>
+        <w:t xml:space="preserve">children in women’s wombs, and twirl their ears round. And I make them deaf and mute. And I have again in my third head means of slipping in. And I smite men in the limbless part of the body, and cause them to fall down, and foam, and grind their teeth. </w:t>
       </w:r>
       <w:r>
         <w:rPr>
@@ -2882,7 +2959,19 @@
         <w:rPr>
           <w:rFonts w:ascii="Gentium" w:hAnsi="Gentium" w:cs="Gentium"/>
         </w:rPr>
-        <w:t xml:space="preserve">And I said to her, “Who are you?” But she answered, “Nay, who are you? And why do you want to hear concerning me? But, as you would learn, here I stand bound before your face. Go then into your royal storehouses and wash your hands. Then sit down afresh before thy tribunal, and ask me questions; and you shall learn, O king, who I am.” </w:t>
+        <w:t xml:space="preserve">And I said to her, “Who are you?” But she answered, “Nay, who are you? And why do you want to hear concerning me? But, as you would learn, here I stand bound before your face. Go then into your royal storehouses and wash your hands. Then sit down afresh before </w:t>
+      </w:r>
+      <w:r>
+        <w:rPr>
+          <w:rFonts w:ascii="Gentium" w:hAnsi="Gentium" w:cs="Gentium"/>
+        </w:rPr>
+        <w:t>your</w:t>
+      </w:r>
+      <w:r>
+        <w:rPr>
+          <w:rFonts w:ascii="Gentium" w:hAnsi="Gentium" w:cs="Gentium"/>
+        </w:rPr>
+        <w:t xml:space="preserve"> tribunal, and ask me questions; and you shall learn, O king, who I am.” </w:t>
       </w:r>
       <w:r>
         <w:rPr>
@@ -2898,7 +2987,67 @@
         <w:rPr>
           <w:rFonts w:ascii="Gentium" w:hAnsi="Gentium" w:cs="Gentium"/>
         </w:rPr>
-        <w:t xml:space="preserve">And I Solomon did as she enjoined me, and restrained myself because of the wisdom dwelling in me; in order that I might hear of her deeds, and reprehend them, and manifest them to men. And I sat down, and said to the demon, “What are you?” And she said, “I am called among men Obizuth; and by night I do not sleep, but go my rounds over all the world, and visit women in childbirth. And divining the hour I take my stand; and, if I am lucky, I strangle the child. But if not, I retire to another place. For, I cannot for a single night retire unsuccessful. For, I am a fierce spirit, of myriad names and many shapes. And now hither, now thither I roam. And to westering parts I go my rounds. </w:t>
+        <w:t>And I</w:t>
+      </w:r>
+      <w:r>
+        <w:rPr>
+          <w:rFonts w:ascii="Gentium" w:hAnsi="Gentium" w:cs="Gentium"/>
+        </w:rPr>
+        <w:t>,</w:t>
+      </w:r>
+      <w:r>
+        <w:rPr>
+          <w:rFonts w:ascii="Gentium" w:hAnsi="Gentium" w:cs="Gentium"/>
+        </w:rPr>
+        <w:t xml:space="preserve"> Solomon</w:t>
+      </w:r>
+      <w:r>
+        <w:rPr>
+          <w:rFonts w:ascii="Gentium" w:hAnsi="Gentium" w:cs="Gentium"/>
+        </w:rPr>
+        <w:t>,</w:t>
+      </w:r>
+      <w:r>
+        <w:rPr>
+          <w:rFonts w:ascii="Gentium" w:hAnsi="Gentium" w:cs="Gentium"/>
+        </w:rPr>
+        <w:t xml:space="preserve"> did as she enjoined me, and restrained myself because of the wisdom dwelling in me</w:t>
+      </w:r>
+      <w:r>
+        <w:rPr>
+          <w:rFonts w:ascii="Gentium" w:hAnsi="Gentium" w:cs="Gentium"/>
+        </w:rPr>
+        <w:t>,</w:t>
+      </w:r>
+      <w:r>
+        <w:rPr>
+          <w:rFonts w:ascii="Gentium" w:hAnsi="Gentium" w:cs="Gentium"/>
+        </w:rPr>
+        <w:t xml:space="preserve"> in order that I might hear of her deeds, and reprehend them, and manifest them to men. And I sat down, and said to the demon, “What are you?” And she said, “I am called among men Obizuth; and by night I do not sleep, but go my rounds over all the world, and visit women in childbirth. And</w:t>
+      </w:r>
+      <w:r>
+        <w:rPr>
+          <w:rFonts w:ascii="Gentium" w:hAnsi="Gentium" w:cs="Gentium"/>
+        </w:rPr>
+        <w:t>,</w:t>
+      </w:r>
+      <w:r>
+        <w:rPr>
+          <w:rFonts w:ascii="Gentium" w:hAnsi="Gentium" w:cs="Gentium"/>
+        </w:rPr>
+        <w:t xml:space="preserve"> divining the hour</w:t>
+      </w:r>
+      <w:r>
+        <w:rPr>
+          <w:rFonts w:ascii="Gentium" w:hAnsi="Gentium" w:cs="Gentium"/>
+        </w:rPr>
+        <w:t>,</w:t>
+      </w:r>
+      <w:r>
+        <w:rPr>
+          <w:rFonts w:ascii="Gentium" w:hAnsi="Gentium" w:cs="Gentium"/>
+        </w:rPr>
+        <w:t xml:space="preserve"> I take my stand; and, if I am lucky, I strangle the child. But if not, I retire to another place. For, I cannot for a single night retire unsuccessful. For, I am a fierce spirit, of myriad names and many shapes. And now hither, now thither I roam. And to westering parts I go my rounds. </w:t>
       </w:r>
       <w:r>
         <w:rPr>
@@ -2914,7 +3063,103 @@
         <w:rPr>
           <w:rFonts w:ascii="Gentium" w:hAnsi="Gentium" w:cs="Gentium"/>
         </w:rPr>
-        <w:t xml:space="preserve">But as it now is, though thou hast sealed me round with the ring of God, thou hast done nothing. I am not standing before thee, and thou wilt not be able to command me. For, I have no work other than the destruction of children, and the making their ears to be deaf, and the working of evil to their eyes, and the binding their mouths with a bond, and the ruin of their minds, and paining of their bodies.” </w:t>
+        <w:t>But</w:t>
+      </w:r>
+      <w:r>
+        <w:rPr>
+          <w:rFonts w:ascii="Gentium" w:hAnsi="Gentium" w:cs="Gentium"/>
+        </w:rPr>
+        <w:t>,</w:t>
+      </w:r>
+      <w:r>
+        <w:rPr>
+          <w:rFonts w:ascii="Gentium" w:hAnsi="Gentium" w:cs="Gentium"/>
+        </w:rPr>
+        <w:t xml:space="preserve"> as it now is, though </w:t>
+      </w:r>
+      <w:r>
+        <w:rPr>
+          <w:rFonts w:ascii="Gentium" w:hAnsi="Gentium" w:cs="Gentium"/>
+        </w:rPr>
+        <w:t>y</w:t>
+      </w:r>
+      <w:r>
+        <w:rPr>
+          <w:rFonts w:ascii="Gentium" w:hAnsi="Gentium" w:cs="Gentium"/>
+        </w:rPr>
+        <w:t>ou ha</w:t>
+      </w:r>
+      <w:r>
+        <w:rPr>
+          <w:rFonts w:ascii="Gentium" w:hAnsi="Gentium" w:cs="Gentium"/>
+        </w:rPr>
+        <w:t>ve</w:t>
+      </w:r>
+      <w:r>
+        <w:rPr>
+          <w:rFonts w:ascii="Gentium" w:hAnsi="Gentium" w:cs="Gentium"/>
+        </w:rPr>
+        <w:t xml:space="preserve"> sealed me round with the ring of God, </w:t>
+      </w:r>
+      <w:r>
+        <w:rPr>
+          <w:rFonts w:ascii="Gentium" w:hAnsi="Gentium" w:cs="Gentium"/>
+        </w:rPr>
+        <w:t>y</w:t>
+      </w:r>
+      <w:r>
+        <w:rPr>
+          <w:rFonts w:ascii="Gentium" w:hAnsi="Gentium" w:cs="Gentium"/>
+        </w:rPr>
+        <w:t>ou ha</w:t>
+      </w:r>
+      <w:r>
+        <w:rPr>
+          <w:rFonts w:ascii="Gentium" w:hAnsi="Gentium" w:cs="Gentium"/>
+        </w:rPr>
+        <w:t>ve</w:t>
+      </w:r>
+      <w:r>
+        <w:rPr>
+          <w:rFonts w:ascii="Gentium" w:hAnsi="Gentium" w:cs="Gentium"/>
+        </w:rPr>
+        <w:t xml:space="preserve"> done nothing. I am not standing before </w:t>
+      </w:r>
+      <w:r>
+        <w:rPr>
+          <w:rFonts w:ascii="Gentium" w:hAnsi="Gentium" w:cs="Gentium"/>
+        </w:rPr>
+        <w:t>you</w:t>
+      </w:r>
+      <w:r>
+        <w:rPr>
+          <w:rFonts w:ascii="Gentium" w:hAnsi="Gentium" w:cs="Gentium"/>
+        </w:rPr>
+        <w:t xml:space="preserve">, and </w:t>
+      </w:r>
+      <w:r>
+        <w:rPr>
+          <w:rFonts w:ascii="Gentium" w:hAnsi="Gentium" w:cs="Gentium"/>
+        </w:rPr>
+        <w:t>y</w:t>
+      </w:r>
+      <w:r>
+        <w:rPr>
+          <w:rFonts w:ascii="Gentium" w:hAnsi="Gentium" w:cs="Gentium"/>
+        </w:rPr>
+        <w:t>ou wil</w:t>
+      </w:r>
+      <w:r>
+        <w:rPr>
+          <w:rFonts w:ascii="Gentium" w:hAnsi="Gentium" w:cs="Gentium"/>
+        </w:rPr>
+        <w:t>l</w:t>
+      </w:r>
+      <w:r>
+        <w:rPr>
+          <w:rFonts w:ascii="Gentium" w:hAnsi="Gentium" w:cs="Gentium"/>
+        </w:rPr>
+        <w:t xml:space="preserve"> not be able to command me. For, I have no work other than the destruction of children, and the making their ears to be deaf, and the working of evil to their eyes, and the binding their mouths with a bond, and the ruin of their minds, and paining of their bodies.” </w:t>
       </w:r>
       <w:r>
         <w:rPr>
@@ -2946,14 +3191,7 @@
         <w:rPr>
           <w:rFonts w:ascii="Gentium" w:hAnsi="Gentium" w:cs="Gentium"/>
         </w:rPr>
-        <w:t xml:space="preserve">And I cunningly said, “Tell me by what angel you are frustrated, O evil spirit?” By she answered me, “By the angel of God called Afarôt, which is interpreted Raphael, by whom I am frustrated now and for all time. His name, if any man knows it, and write the same on a woman in childbirth, then I shall not be able to enter her. Of this name the number </w:t>
-      </w:r>
-      <w:r>
-        <w:rPr>
-          <w:rFonts w:ascii="Gentium" w:hAnsi="Gentium" w:cs="Gentium"/>
-        </w:rPr>
-        <w:lastRenderedPageBreak/>
-        <w:t xml:space="preserve">is 640.” </w:t>
+        <w:t xml:space="preserve">And I cunningly said, “Tell me by what angel you are frustrated, O evil spirit?” By she answered me, “By the angel of God called Afarôt, which is interpreted Raphael, by whom I am frustrated now and for all time. His name, if any man knows it, and write the same on a woman in childbirth, then I shall not be able to enter her. Of this name the number is 640.” </w:t>
       </w:r>
       <w:r>
         <w:rPr>
@@ -3003,6 +3241,7 @@
           <w:sz w:val="28"/>
           <w:szCs w:val="28"/>
         </w:rPr>
+        <w:lastRenderedPageBreak/>
         <w:t>Chapter 14</w:t>
       </w:r>
     </w:p>
@@ -3044,7 +3283,31 @@
         <w:rPr>
           <w:rFonts w:ascii="Gentium" w:hAnsi="Gentium" w:cs="Gentium"/>
         </w:rPr>
-        <w:t xml:space="preserve">And, when I beheld it, I was astonied, and said, “Who are you, demon, and what are you called? And whence have you come? Tell me.” And the spirit answered and said, “This is the first time I have stood before the, O King Solomon. I am a spirit made into a god among men, but now brought to naught by the ring and wisdom vouchsafed to you by God. </w:t>
+        <w:t>And, when I beheld it, I was astoni</w:t>
+      </w:r>
+      <w:r>
+        <w:rPr>
+          <w:rFonts w:ascii="Gentium" w:hAnsi="Gentium" w:cs="Gentium"/>
+        </w:rPr>
+        <w:t>sh</w:t>
+      </w:r>
+      <w:r>
+        <w:rPr>
+          <w:rFonts w:ascii="Gentium" w:hAnsi="Gentium" w:cs="Gentium"/>
+        </w:rPr>
+        <w:t xml:space="preserve">ed, and said, “Who are you, demon, and what are you called? And whence have you come? Tell me.” And the spirit answered and said, “This is the first time I have stood before </w:t>
+      </w:r>
+      <w:r>
+        <w:rPr>
+          <w:rFonts w:ascii="Gentium" w:hAnsi="Gentium" w:cs="Gentium"/>
+        </w:rPr>
+        <w:t>you</w:t>
+      </w:r>
+      <w:r>
+        <w:rPr>
+          <w:rFonts w:ascii="Gentium" w:hAnsi="Gentium" w:cs="Gentium"/>
+        </w:rPr>
+        <w:t xml:space="preserve">, O King Solomon. I am a spirit made into a god among men, but now brought to naught by the ring and wisdom vouchsafed to you by God. </w:t>
       </w:r>
       <w:r>
         <w:rPr>
@@ -3194,7 +3457,7 @@
     </w:p>
     <w:p>
       <w:pPr>
-        <w:spacing w:before="120"/>
+        <w:spacing w:before="60"/>
         <w:jc w:val="both"/>
         <w:rPr>
           <w:rFonts w:ascii="Gentium" w:hAnsi="Gentium" w:cs="Gentium"/>
@@ -3299,6 +3562,7 @@
     </w:p>
     <w:p>
       <w:pPr>
+        <w:spacing w:before="60"/>
         <w:jc w:val="both"/>
         <w:rPr>
           <w:rFonts w:ascii="Gentium" w:hAnsi="Gentium" w:cs="Gentium"/>
@@ -3312,30 +3576,36 @@
           <w:color w:val="0070C0"/>
           <w:vertAlign w:val="superscript"/>
         </w:rPr>
+        <w:t>7 </w:t>
+      </w:r>
+      <w:r>
+        <w:rPr>
+          <w:rFonts w:ascii="Gentium" w:hAnsi="Gentium" w:cs="Gentium"/>
+        </w:rPr>
+        <w:t xml:space="preserve">I therefore Solomon prayed to my God, and I invoked the angel of whom Enépsigos spoke to me, and used my seal. And I sealed her with a triple chain, and (placed) beneath her the fastening of the chain. I used the seal of God, </w:t>
+      </w:r>
+      <w:r>
+        <w:rPr>
+          <w:rFonts w:ascii="Gentium" w:hAnsi="Gentium" w:cs="Gentium"/>
+          <w:b/>
+          <w:bCs/>
+          <w:color w:val="0070C0"/>
+          <w:vertAlign w:val="superscript"/>
+        </w:rPr>
+        <w:t>8 </w:t>
+      </w:r>
+      <w:r>
+        <w:rPr>
+          <w:rFonts w:ascii="Gentium" w:hAnsi="Gentium" w:cs="Gentium"/>
+        </w:rPr>
+        <w:t xml:space="preserve">and the spirit prophesied to me, saying, “This is what you, King Solomon, do to us. But, after a time, your kingdom shall be broken, and again in season this Temple shall be riven asunder; and all Jerusalem shall be undone by the King of the Persians and Medes and Chaldaeans. And the vessels of this Temple, which you make, shall be put to servile </w:t>
+      </w:r>
+      <w:r>
+        <w:rPr>
+          <w:rFonts w:ascii="Gentium" w:hAnsi="Gentium" w:cs="Gentium"/>
+        </w:rPr>
         <w:lastRenderedPageBreak/>
-        <w:t>7 </w:t>
-      </w:r>
-      <w:r>
-        <w:rPr>
-          <w:rFonts w:ascii="Gentium" w:hAnsi="Gentium" w:cs="Gentium"/>
-        </w:rPr>
-        <w:t xml:space="preserve">I therefore Solomon prayed to my God, and I invoked the angel of whom Enépsigos spoke to me, and used my seal. And I sealed her with a triple chain, and (placed) beneath her the fastening of the chain. I used the seal of God, </w:t>
-      </w:r>
-      <w:r>
-        <w:rPr>
-          <w:rFonts w:ascii="Gentium" w:hAnsi="Gentium" w:cs="Gentium"/>
-          <w:b/>
-          <w:bCs/>
-          <w:color w:val="0070C0"/>
-          <w:vertAlign w:val="superscript"/>
-        </w:rPr>
-        <w:t>8 </w:t>
-      </w:r>
-      <w:r>
-        <w:rPr>
-          <w:rFonts w:ascii="Gentium" w:hAnsi="Gentium" w:cs="Gentium"/>
-        </w:rPr>
-        <w:t xml:space="preserve">and the spirit prophesied to me, saying, “This is what you, King Solomon, do to us. But, after a time, your kingdom shall be broken, and again in season this Temple shall be riven asunder; and all Jerusalem shall be undone by the King of the Persians and Medes and Chaldaeans. And the vessels of this Temple, which you make, shall be put to servile uses of the gods; </w:t>
+        <w:t xml:space="preserve">uses of the gods; </w:t>
       </w:r>
       <w:r>
         <w:rPr>
@@ -3351,7 +3621,19 @@
         <w:rPr>
           <w:rFonts w:ascii="Gentium" w:hAnsi="Gentium" w:cs="Gentium"/>
         </w:rPr>
-        <w:t xml:space="preserve">and along with them all the jars, in which thou dost shut us up, shall be broken by the hands of men. And then we shall go forth in great power hither and thither, and be disseminated all over the world. </w:t>
+        <w:t xml:space="preserve">and along with them all the jars, in which </w:t>
+      </w:r>
+      <w:r>
+        <w:rPr>
+          <w:rFonts w:ascii="Gentium" w:hAnsi="Gentium" w:cs="Gentium"/>
+        </w:rPr>
+        <w:t>y</w:t>
+      </w:r>
+      <w:r>
+        <w:rPr>
+          <w:rFonts w:ascii="Gentium" w:hAnsi="Gentium" w:cs="Gentium"/>
+        </w:rPr>
+        <w:t xml:space="preserve">ou shut us up, shall be broken by the hands of men. And then we shall go forth in great power hither and thither, and be disseminated all over the world. </w:t>
       </w:r>
       <w:r>
         <w:rPr>
@@ -3531,7 +3813,19 @@
         <w:rPr>
           <w:rFonts w:ascii="Gentium" w:hAnsi="Gentium" w:cs="Gentium"/>
         </w:rPr>
-        <w:t xml:space="preserve">For I round myself into a wave, and transform myself, and then throw myself on ships and come right in on them. And that is my business, and my way of getting hold of money and men. For I take the men, and whirl them round with myself, and hurl the men out of the sea. For I am not covetous of men’s bodies, but cast them up out of the sea so far. </w:t>
+        <w:t>For</w:t>
+      </w:r>
+      <w:r>
+        <w:rPr>
+          <w:rFonts w:ascii="Gentium" w:hAnsi="Gentium" w:cs="Gentium"/>
+        </w:rPr>
+        <w:t>,</w:t>
+      </w:r>
+      <w:r>
+        <w:rPr>
+          <w:rFonts w:ascii="Gentium" w:hAnsi="Gentium" w:cs="Gentium"/>
+        </w:rPr>
+        <w:t xml:space="preserve"> I round myself into a wave, and transform myself, and then throw myself on ships and come right in on them. And that is my business, and my way of getting hold of money and men. For I take the men, and whirl them round with myself, and hurl the men out of the sea. For I am not covetous of men’s bodies, but cast them up out of the sea so far. </w:t>
       </w:r>
       <w:r>
         <w:rPr>
@@ -3547,7 +3841,31 @@
         <w:rPr>
           <w:rFonts w:ascii="Gentium" w:hAnsi="Gentium" w:cs="Gentium"/>
         </w:rPr>
-        <w:t xml:space="preserve">But since Beelzeboul, ruler of the spirits of air and of those under the earth, and lord of earthly ones, hath a joint kingship with us in respect of the deeds of each one of us, therefore I went up from the sea, to get a certain outlook in his company. </w:t>
+        <w:t>But</w:t>
+      </w:r>
+      <w:r>
+        <w:rPr>
+          <w:rFonts w:ascii="Gentium" w:hAnsi="Gentium" w:cs="Gentium"/>
+        </w:rPr>
+        <w:t>,</w:t>
+      </w:r>
+      <w:r>
+        <w:rPr>
+          <w:rFonts w:ascii="Gentium" w:hAnsi="Gentium" w:cs="Gentium"/>
+        </w:rPr>
+        <w:t xml:space="preserve"> since Beelzeboul, ruler of the spirits of air and of those under the earth, and lord of earthly ones, ha</w:t>
+      </w:r>
+      <w:r>
+        <w:rPr>
+          <w:rFonts w:ascii="Gentium" w:hAnsi="Gentium" w:cs="Gentium"/>
+        </w:rPr>
+        <w:t>s</w:t>
+      </w:r>
+      <w:r>
+        <w:rPr>
+          <w:rFonts w:ascii="Gentium" w:hAnsi="Gentium" w:cs="Gentium"/>
+        </w:rPr>
+        <w:t xml:space="preserve"> a joint kingship with us in respect of the deeds of each one of us, therefore I went up from the sea, to get a certain outlook in his company. </w:t>
       </w:r>
       <w:r>
         <w:rPr>
@@ -3563,7 +3881,7 @@
         <w:rPr>
           <w:rFonts w:ascii="Gentium" w:hAnsi="Gentium" w:cs="Gentium"/>
         </w:rPr>
-        <w:t xml:space="preserve">“But I also have another character and role. I metamorphose myself into waves, and come up from the sea. And I show myself to men, so that those on earth call me Kuno[s]paston, because I assume the human form. And my name is a true one. For by my passage up into men, I send forth a certain nausea. </w:t>
+        <w:t xml:space="preserve">But I also have another character and role. I metamorphose myself into waves, and come up from the sea. And I show myself to men, so that those on earth call me Kuno[s]paston, because I assume the human form. And my name is a true one. For by my passage up into men, I send forth a certain nausea. </w:t>
       </w:r>
       <w:r>
         <w:rPr>
@@ -3645,33 +3963,39 @@
           <w:sz w:val="28"/>
           <w:szCs w:val="28"/>
         </w:rPr>
+        <w:t>Chapter 17</w:t>
+      </w:r>
+    </w:p>
+    <w:p>
+      <w:pPr>
+        <w:spacing w:before="120"/>
+        <w:jc w:val="both"/>
+        <w:rPr>
+          <w:rFonts w:ascii="Gentium" w:hAnsi="Gentium" w:cs="Gentium"/>
+        </w:rPr>
+      </w:pPr>
+      <w:r>
+        <w:rPr>
+          <w:rFonts w:ascii="Gentium" w:hAnsi="Gentium" w:cs="Gentium"/>
+          <w:b/>
+          <w:bCs/>
+          <w:color w:val="0070C0"/>
+          <w:vertAlign w:val="superscript"/>
+        </w:rPr>
+        <w:t>1 </w:t>
+      </w:r>
+      <w:r>
+        <w:rPr>
+          <w:rFonts w:ascii="Gentium" w:hAnsi="Gentium" w:cs="Gentium"/>
+        </w:rPr>
+        <w:t xml:space="preserve">And I ordered another spirit to come before me. And there came before my face another enslaved spirit, having obscurely the form of a man, with gleaming eyes, and bearing in his hand a blade. And I asked, “Who are you?” But he answered, “I am a lascivious spirit, engendered of a </w:t>
+      </w:r>
+      <w:r>
+        <w:rPr>
+          <w:rFonts w:ascii="Gentium" w:hAnsi="Gentium" w:cs="Gentium"/>
+        </w:rPr>
         <w:lastRenderedPageBreak/>
-        <w:t>Chapter 17</w:t>
-      </w:r>
-    </w:p>
-    <w:p>
-      <w:pPr>
-        <w:spacing w:before="120"/>
-        <w:jc w:val="both"/>
-        <w:rPr>
-          <w:rFonts w:ascii="Gentium" w:hAnsi="Gentium" w:cs="Gentium"/>
-        </w:rPr>
-      </w:pPr>
-      <w:r>
-        <w:rPr>
-          <w:rFonts w:ascii="Gentium" w:hAnsi="Gentium" w:cs="Gentium"/>
-          <w:b/>
-          <w:bCs/>
-          <w:color w:val="0070C0"/>
-          <w:vertAlign w:val="superscript"/>
-        </w:rPr>
-        <w:t>1 </w:t>
-      </w:r>
-      <w:r>
-        <w:rPr>
-          <w:rFonts w:ascii="Gentium" w:hAnsi="Gentium" w:cs="Gentium"/>
-        </w:rPr>
-        <w:t xml:space="preserve">And I ordered another spirit to come before me. And there came before my face another enslaved spirit, having obscurely the form of a man, with gleaming eyes, and bearing in his hand a blade. And I asked, “Who are you?” But he answered, “I am a lascivious spirit, engendered of a giant man who dies in the massacre in the time of the giants.” </w:t>
+        <w:t xml:space="preserve">giant man who dies in the massacre in the time of the giants.” </w:t>
       </w:r>
       <w:r>
         <w:rPr>
@@ -3858,7 +4182,7 @@
         <w:rPr>
           <w:rFonts w:ascii="Gentium" w:hAnsi="Gentium" w:cs="Gentium"/>
         </w:rPr>
-        <w:t xml:space="preserve">Then I Solomon invoked the name of the Lord Sabaoth, and questioned each in turn as to what was its character. And I bade each one come forward and tell of its actions. Then the first one came forward, and said, “I am the first decans of the zodiacal circle, and I am called the ram, and with me are these two.” So, I put to them the question, “Who are you called?” The first said, “I, O Lord, am called Ruax, </w:t>
+        <w:t xml:space="preserve">Then I Solomon invoked the name of the Lord Sabaoth, and questioned each in turn as to what was its character. And I bade each one come forward and tell of its actions. Then the first came forward, and said, “I am the first decans of the zodiacal circle, and I am called the ram, and with me are these two.” So, I put to them the question, “Who are you called?” The first said, “I, O Lord, am called Ruax, </w:t>
       </w:r>
       <w:r>
         <w:rPr>
@@ -3906,7 +4230,39 @@
         <w:rPr>
           <w:rFonts w:ascii="Gentium" w:hAnsi="Gentium" w:cs="Gentium"/>
         </w:rPr>
-        <w:t>The third said, “I am called Arôtosael. I do harm to eyes, and grievously injure them. Only let me hear the words, “Uriel, imprison Aratosael” (sic), at once I retreat.” [</w:t>
+        <w:t xml:space="preserve">The third said, “I am called Arôtosael. I do harm to eyes, and grievously injure them. Only let me hear the words, “Uriel, imprison Aratosael” </w:t>
+      </w:r>
+      <w:r>
+        <w:rPr>
+          <w:rFonts w:ascii="Gentium" w:hAnsi="Gentium" w:cs="Gentium"/>
+          <w:i/>
+          <w:iCs/>
+        </w:rPr>
+        <w:t>(sic)</w:t>
+      </w:r>
+      <w:r>
+        <w:rPr>
+          <w:rFonts w:ascii="Gentium" w:hAnsi="Gentium" w:cs="Gentium"/>
+        </w:rPr>
+        <w:t>, at once I retreat</w:t>
+      </w:r>
+      <w:r>
+        <w:rPr>
+          <w:rFonts w:ascii="Gentium" w:hAnsi="Gentium" w:cs="Gentium"/>
+        </w:rPr>
+        <w:t xml:space="preserve"> </w:t>
+      </w:r>
+      <w:r>
+        <w:rPr>
+          <w:rFonts w:ascii="Gentium" w:hAnsi="Gentium" w:cs="Gentium"/>
+        </w:rPr>
+        <w:t>one</w:t>
+      </w:r>
+      <w:r>
+        <w:rPr>
+          <w:rFonts w:ascii="Gentium" w:hAnsi="Gentium" w:cs="Gentium"/>
+        </w:rPr>
+        <w:t>.” [</w:t>
       </w:r>
       <w:r>
         <w:rPr>
@@ -3970,78 +4326,90 @@
         <w:rPr>
           <w:rFonts w:ascii="Gentium" w:hAnsi="Gentium" w:cs="Gentium"/>
         </w:rPr>
-        <w:t xml:space="preserve">And the Seventh said, “I am called Sphandôr, and I weaken the strength of the shoulders, and cause them to tremble; and I paralyze the nerves of the hands, and I </w:t>
+        <w:t xml:space="preserve">And the Seventh said, “I am called Sphandôr, and I weaken the strength of the shoulders, and cause them to tremble; and I paralyze the nerves of the hands, and I break and bruise the bones of the neck. And I, I suck out the marrow. But if I hear the words, “Araêl, imprison Sphandôr,” I at once retreat.” </w:t>
+      </w:r>
+      <w:r>
+        <w:rPr>
+          <w:rFonts w:ascii="Gentium" w:hAnsi="Gentium" w:cs="Gentium"/>
+          <w:b/>
+          <w:bCs/>
+          <w:color w:val="0070C0"/>
+          <w:vertAlign w:val="superscript"/>
+        </w:rPr>
+        <w:t>12 </w:t>
+      </w:r>
+      <w:r>
+        <w:rPr>
+          <w:rFonts w:ascii="Gentium" w:hAnsi="Gentium" w:cs="Gentium"/>
+        </w:rPr>
+        <w:t>And the eight</w:t>
+      </w:r>
+      <w:r>
+        <w:rPr>
+          <w:rFonts w:ascii="Gentium" w:hAnsi="Gentium" w:cs="Gentium"/>
+        </w:rPr>
+        <w:t>h</w:t>
+      </w:r>
+      <w:r>
+        <w:rPr>
+          <w:rFonts w:ascii="Gentium" w:hAnsi="Gentium" w:cs="Gentium"/>
+        </w:rPr>
+        <w:t xml:space="preserve"> said, “I am called Belbel. I distort the hearts and minds of men. If I hear the words, “Araêl, imprison Belbel,” I at once retreat.” </w:t>
+      </w:r>
+      <w:r>
+        <w:rPr>
+          <w:rFonts w:ascii="Gentium" w:hAnsi="Gentium" w:cs="Gentium"/>
+          <w:b/>
+          <w:bCs/>
+          <w:color w:val="0070C0"/>
+          <w:vertAlign w:val="superscript"/>
+        </w:rPr>
+        <w:t>13 </w:t>
+      </w:r>
+      <w:r>
+        <w:rPr>
+          <w:rFonts w:ascii="Gentium" w:hAnsi="Gentium" w:cs="Gentium"/>
+        </w:rPr>
+        <w:t xml:space="preserve">And the ninth said, “I am called Kurtaêl. I send colics in the bowels. I induce pains. If I hear the words, “Iaôth, imprison Kurtaêl,” I at once retreat.” </w:t>
+      </w:r>
+      <w:r>
+        <w:rPr>
+          <w:rFonts w:ascii="Gentium" w:hAnsi="Gentium" w:cs="Gentium"/>
+          <w:b/>
+          <w:bCs/>
+          <w:color w:val="0070C0"/>
+          <w:vertAlign w:val="superscript"/>
+        </w:rPr>
+        <w:t>14 </w:t>
+      </w:r>
+      <w:r>
+        <w:rPr>
+          <w:rFonts w:ascii="Gentium" w:hAnsi="Gentium" w:cs="Gentium"/>
+        </w:rPr>
+        <w:t xml:space="preserve">The tenth said, “I am called Metathiax. I cause the reins to ache. If I hear the words, “Adônaêl, imprison Metathiax,” I at once retreat.” </w:t>
+      </w:r>
+      <w:r>
+        <w:rPr>
+          <w:rFonts w:ascii="Gentium" w:hAnsi="Gentium" w:cs="Gentium"/>
+          <w:b/>
+          <w:bCs/>
+          <w:color w:val="0070C0"/>
+          <w:vertAlign w:val="superscript"/>
+        </w:rPr>
+        <w:t>15 </w:t>
+      </w:r>
+      <w:r>
+        <w:rPr>
+          <w:rFonts w:ascii="Gentium" w:hAnsi="Gentium" w:cs="Gentium"/>
+        </w:rPr>
+        <w:t xml:space="preserve">The eleventh </w:t>
       </w:r>
       <w:r>
         <w:rPr>
           <w:rFonts w:ascii="Gentium" w:hAnsi="Gentium" w:cs="Gentium"/>
         </w:rPr>
         <w:lastRenderedPageBreak/>
-        <w:t xml:space="preserve">break and bruise the bones of the neck. And I, I suck out the marrow. But if I hear the words, “Araêl, imprison Sphandôr,” I at once retreat.” </w:t>
-      </w:r>
-      <w:r>
-        <w:rPr>
-          <w:rFonts w:ascii="Gentium" w:hAnsi="Gentium" w:cs="Gentium"/>
-          <w:b/>
-          <w:bCs/>
-          <w:color w:val="0070C0"/>
-          <w:vertAlign w:val="superscript"/>
-        </w:rPr>
-        <w:t>12 </w:t>
-      </w:r>
-      <w:r>
-        <w:rPr>
-          <w:rFonts w:ascii="Gentium" w:hAnsi="Gentium" w:cs="Gentium"/>
-        </w:rPr>
-        <w:t xml:space="preserve">And the eight said, “I am called Belbel. I distort the hearts and minds of men. If I hear the words, “Araêl, imprison Belbel,” I at once retreat.” </w:t>
-      </w:r>
-      <w:r>
-        <w:rPr>
-          <w:rFonts w:ascii="Gentium" w:hAnsi="Gentium" w:cs="Gentium"/>
-          <w:b/>
-          <w:bCs/>
-          <w:color w:val="0070C0"/>
-          <w:vertAlign w:val="superscript"/>
-        </w:rPr>
-        <w:t>13 </w:t>
-      </w:r>
-      <w:r>
-        <w:rPr>
-          <w:rFonts w:ascii="Gentium" w:hAnsi="Gentium" w:cs="Gentium"/>
-        </w:rPr>
-        <w:t xml:space="preserve">And the ninth said, “I am called Kurtaêl. I send colics in the bowels. I induce pains. If I hear the words, “Iaôth, imprison Kurtaêl,” I at once retreat.” </w:t>
-      </w:r>
-      <w:r>
-        <w:rPr>
-          <w:rFonts w:ascii="Gentium" w:hAnsi="Gentium" w:cs="Gentium"/>
-          <w:b/>
-          <w:bCs/>
-          <w:color w:val="0070C0"/>
-          <w:vertAlign w:val="superscript"/>
-        </w:rPr>
-        <w:t>14 </w:t>
-      </w:r>
-      <w:r>
-        <w:rPr>
-          <w:rFonts w:ascii="Gentium" w:hAnsi="Gentium" w:cs="Gentium"/>
-        </w:rPr>
-        <w:t xml:space="preserve">The tenth said, “I am called Metathiax. I cause the reins to ache. If I hear the words, “Adônaêl, imprison Metathiax,” I at once retreat.” </w:t>
-      </w:r>
-      <w:r>
-        <w:rPr>
-          <w:rFonts w:ascii="Gentium" w:hAnsi="Gentium" w:cs="Gentium"/>
-          <w:b/>
-          <w:bCs/>
-          <w:color w:val="0070C0"/>
-          <w:vertAlign w:val="superscript"/>
-        </w:rPr>
-        <w:t>15 </w:t>
-      </w:r>
-      <w:r>
-        <w:rPr>
-          <w:rFonts w:ascii="Gentium" w:hAnsi="Gentium" w:cs="Gentium"/>
-        </w:rPr>
-        <w:t xml:space="preserve">The eleventh said, “I am called Katanikotaêl. I create strife and wrongs in men’s homes, and send on them hard temper. If anyone would be at peace in his home, let him write on seven leaves of laurel the name of the angel that frustrates me, along with these names: Iae, Ieô, sons of Sabaôth, in the name of the great God let him shut up Katanikotaêl. Then let him wash the laurel-leaves in water, and sprinkle his house with the water, from within to the outside. And at once I retreat.” </w:t>
+        <w:t xml:space="preserve">said, “I am called Katanikotaêl. I create strife and wrongs in men’s homes, and send on them hard temper. If anyone would be at peace in his home, let him write on seven leaves of laurel the name of the angel that frustrates me, along with these names: Iae, Ieô, sons of Sabaôth, in the name of the great God let him shut up Katanikotaêl. Then let him wash the laurel-leaves in water, and sprinkle his house with the water, from within to the outside. And at once I retreat.” </w:t>
       </w:r>
       <w:r>
         <w:rPr>
@@ -4281,62 +4649,62 @@
         <w:rPr>
           <w:rFonts w:ascii="Gentium" w:hAnsi="Gentium" w:cs="Gentium"/>
         </w:rPr>
-        <w:t xml:space="preserve">The twenty-sixth said, “I am called Enenuth. I steal away men’s minds, and change their hearts, and make a man toothless (?). If </w:t>
+        <w:t xml:space="preserve">The twenty-sixth said, “I am called Enenuth. I steal away men’s minds, and change their hearts, and make a man toothless (?). If one writes, “Allazoôl, pursue Enenuth,” and ties the paper round him, I at once retreat.” </w:t>
+      </w:r>
+      <w:r>
+        <w:rPr>
+          <w:rFonts w:ascii="Gentium" w:hAnsi="Gentium" w:cs="Gentium"/>
+          <w:b/>
+          <w:bCs/>
+          <w:color w:val="0070C0"/>
+          <w:vertAlign w:val="superscript"/>
+        </w:rPr>
+        <w:t>31 </w:t>
+      </w:r>
+      <w:r>
+        <w:rPr>
+          <w:rFonts w:ascii="Gentium" w:hAnsi="Gentium" w:cs="Gentium"/>
+        </w:rPr>
+        <w:t xml:space="preserve">The twenty-seventh said, “I am called Phêth. I make men consumptive and cause haemorrhages. If one exorcises me in wine, sweet-smelling and unmixed by the eleventh aeon, and says, “I exorcise you by the eleventh aeon to stop, I demand, Phêth (Axiôphêth),” then gives it to the patient to drink, and I at once retreat.” </w:t>
+      </w:r>
+      <w:r>
+        <w:rPr>
+          <w:rFonts w:ascii="Gentium" w:hAnsi="Gentium" w:cs="Gentium"/>
+          <w:b/>
+          <w:bCs/>
+          <w:color w:val="0070C0"/>
+          <w:vertAlign w:val="superscript"/>
+        </w:rPr>
+        <w:t>32 </w:t>
+      </w:r>
+      <w:r>
+        <w:rPr>
+          <w:rFonts w:ascii="Gentium" w:hAnsi="Gentium" w:cs="Gentium"/>
+        </w:rPr>
+        <w:t xml:space="preserve">The twenty-eighth said, “I am called Harpax, and I send sleeplessness on men. If one writes “Kokphnêdismos,” and binds it round the temples, I at once retire.” </w:t>
+      </w:r>
+      <w:r>
+        <w:rPr>
+          <w:rFonts w:ascii="Gentium" w:hAnsi="Gentium" w:cs="Gentium"/>
+          <w:b/>
+          <w:bCs/>
+          <w:color w:val="0070C0"/>
+          <w:vertAlign w:val="superscript"/>
+        </w:rPr>
+        <w:t>33 </w:t>
+      </w:r>
+      <w:r>
+        <w:rPr>
+          <w:rFonts w:ascii="Gentium" w:hAnsi="Gentium" w:cs="Gentium"/>
+        </w:rPr>
+        <w:t xml:space="preserve">The twenty-ninth </w:t>
       </w:r>
       <w:r>
         <w:rPr>
           <w:rFonts w:ascii="Gentium" w:hAnsi="Gentium" w:cs="Gentium"/>
         </w:rPr>
         <w:lastRenderedPageBreak/>
-        <w:t xml:space="preserve">one writes, “Allazoôl, pursue Enenuth,” and ties the paper round him, I at once retreat.” </w:t>
-      </w:r>
-      <w:r>
-        <w:rPr>
-          <w:rFonts w:ascii="Gentium" w:hAnsi="Gentium" w:cs="Gentium"/>
-          <w:b/>
-          <w:bCs/>
-          <w:color w:val="0070C0"/>
-          <w:vertAlign w:val="superscript"/>
-        </w:rPr>
-        <w:t>31 </w:t>
-      </w:r>
-      <w:r>
-        <w:rPr>
-          <w:rFonts w:ascii="Gentium" w:hAnsi="Gentium" w:cs="Gentium"/>
-        </w:rPr>
-        <w:t xml:space="preserve">The twenty-seventh said, “I am called Phêth. I make men consumptive and cause haemorrhages. If one exorcises me in wine, sweet-smelling and unmixed by the eleventh aeon, and says, “I exorcise you by the eleventh aeon to stop, I demand, Phêth (Axiôphêth),” then gives it to the patient to drink, and I at once retreat.” </w:t>
-      </w:r>
-      <w:r>
-        <w:rPr>
-          <w:rFonts w:ascii="Gentium" w:hAnsi="Gentium" w:cs="Gentium"/>
-          <w:b/>
-          <w:bCs/>
-          <w:color w:val="0070C0"/>
-          <w:vertAlign w:val="superscript"/>
-        </w:rPr>
-        <w:t>32 </w:t>
-      </w:r>
-      <w:r>
-        <w:rPr>
-          <w:rFonts w:ascii="Gentium" w:hAnsi="Gentium" w:cs="Gentium"/>
-        </w:rPr>
-        <w:t xml:space="preserve">The twenty-eighth said, “I am called Harpax, and I send sleeplessness on men. If one writes “Kokphnêdismos,” and binds it round the temples, I at once retire.” </w:t>
-      </w:r>
-      <w:r>
-        <w:rPr>
-          <w:rFonts w:ascii="Gentium" w:hAnsi="Gentium" w:cs="Gentium"/>
-          <w:b/>
-          <w:bCs/>
-          <w:color w:val="0070C0"/>
-          <w:vertAlign w:val="superscript"/>
-        </w:rPr>
-        <w:t>33 </w:t>
-      </w:r>
-      <w:r>
-        <w:rPr>
-          <w:rFonts w:ascii="Gentium" w:hAnsi="Gentium" w:cs="Gentium"/>
-        </w:rPr>
-        <w:t xml:space="preserve">The twenty-ninth said, “I am called Anostêr. I engender uterine mania and pains in the bladder. If one powders into pure oil three seeds of laurel and smears it on, saying, “I exorcise thee, Anostêr. Stop by Marmaraô,” at once I retreat.” </w:t>
+        <w:t xml:space="preserve">said, “I am called Anostêr. I engender uterine mania and pains in the bladder. If one powders into pure oil three seeds of laurel and smears it on, saying, “I exorcise thee, Anostêr. Stop by Marmaraô,” at once I retreat.” </w:t>
       </w:r>
       <w:r>
         <w:rPr>
@@ -4548,7 +4916,31 @@
         <w:rPr>
           <w:rFonts w:ascii="Gentium" w:hAnsi="Gentium" w:cs="Gentium"/>
         </w:rPr>
-        <w:t xml:space="preserve">And I Solomon had much quiet in all the earth, and spent my life in profound peace, honoured by all men and by all under heaven. And I built the entire Temple of the Lord God. And my kingdom was prosperous, and my army was with me. And for the rest the city of Jerusalem had repose, rejoicing and delighted. </w:t>
+        <w:t>And I</w:t>
+      </w:r>
+      <w:r>
+        <w:rPr>
+          <w:rFonts w:ascii="Gentium" w:hAnsi="Gentium" w:cs="Gentium"/>
+        </w:rPr>
+        <w:t>,</w:t>
+      </w:r>
+      <w:r>
+        <w:rPr>
+          <w:rFonts w:ascii="Gentium" w:hAnsi="Gentium" w:cs="Gentium"/>
+        </w:rPr>
+        <w:t xml:space="preserve"> Solomon</w:t>
+      </w:r>
+      <w:r>
+        <w:rPr>
+          <w:rFonts w:ascii="Gentium" w:hAnsi="Gentium" w:cs="Gentium"/>
+        </w:rPr>
+        <w:t>,</w:t>
+      </w:r>
+      <w:r>
+        <w:rPr>
+          <w:rFonts w:ascii="Gentium" w:hAnsi="Gentium" w:cs="Gentium"/>
+        </w:rPr>
+        <w:t xml:space="preserve"> had much quiet in all the earth, and spent my life in profound peace, honoured by all men and by all under heaven. And I built the entire Temple of the Lord God. And my kingdom was prosperous, and my army was with me. And for the rest the city of Jerusalem had repose, rejoicing and delighted. </w:t>
       </w:r>
       <w:r>
         <w:rPr>
@@ -4614,8 +5006,267 @@
           <w:sz w:val="28"/>
           <w:szCs w:val="28"/>
         </w:rPr>
+        <w:t>Chapter 20</w:t>
+      </w:r>
+    </w:p>
+    <w:p>
+      <w:pPr>
+        <w:spacing w:before="120"/>
+        <w:jc w:val="both"/>
+        <w:rPr>
+          <w:rFonts w:ascii="Gentium" w:hAnsi="Gentium" w:cs="Gentium"/>
+        </w:rPr>
+      </w:pPr>
+      <w:r>
+        <w:rPr>
+          <w:rFonts w:ascii="Gentium" w:hAnsi="Gentium" w:cs="Gentium"/>
+          <w:b/>
+          <w:bCs/>
+          <w:color w:val="0070C0"/>
+          <w:vertAlign w:val="superscript"/>
+        </w:rPr>
+        <w:t>1 </w:t>
+      </w:r>
+      <w:r>
+        <w:rPr>
+          <w:rFonts w:ascii="Gentium" w:hAnsi="Gentium" w:cs="Gentium"/>
+        </w:rPr>
+        <w:t>And behold, in those days one of the workmen, of ripe old age, threw himself down before me, and said, “King Solomon, pity me, because I am old.” So</w:t>
+      </w:r>
+      <w:r>
+        <w:rPr>
+          <w:rFonts w:ascii="Gentium" w:hAnsi="Gentium" w:cs="Gentium"/>
+        </w:rPr>
+        <w:t>,</w:t>
+      </w:r>
+      <w:r>
+        <w:rPr>
+          <w:rFonts w:ascii="Gentium" w:hAnsi="Gentium" w:cs="Gentium"/>
+        </w:rPr>
+        <w:t xml:space="preserve"> I bade him stand up, and said, “Tell me, old man, all you will.” </w:t>
+      </w:r>
+      <w:r>
+        <w:rPr>
+          <w:rFonts w:ascii="Gentium" w:hAnsi="Gentium" w:cs="Gentium"/>
+          <w:b/>
+          <w:bCs/>
+          <w:color w:val="0070C0"/>
+          <w:vertAlign w:val="superscript"/>
+        </w:rPr>
+        <w:t>2 </w:t>
+      </w:r>
+      <w:r>
+        <w:rPr>
+          <w:rFonts w:ascii="Gentium" w:hAnsi="Gentium" w:cs="Gentium"/>
+        </w:rPr>
+        <w:t xml:space="preserve">And he answered, “I beseech you king, I have an only-born son, and he </w:t>
+      </w:r>
+      <w:r>
+        <w:rPr>
+          <w:rFonts w:ascii="Gentium" w:hAnsi="Gentium" w:cs="Gentium"/>
+        </w:rPr>
         <w:lastRenderedPageBreak/>
-        <w:t>Chapter 20</w:t>
+        <w:t xml:space="preserve">insults and beats me openly, and plucks out the hair of my head, and threatens me with a painful death. Therefore, I beseech you avenge me.” </w:t>
+      </w:r>
+      <w:r>
+        <w:rPr>
+          <w:rFonts w:ascii="Gentium" w:hAnsi="Gentium" w:cs="Gentium"/>
+          <w:b/>
+          <w:bCs/>
+          <w:color w:val="0070C0"/>
+          <w:vertAlign w:val="superscript"/>
+        </w:rPr>
+        <w:t>3 </w:t>
+      </w:r>
+      <w:r>
+        <w:rPr>
+          <w:rFonts w:ascii="Gentium" w:hAnsi="Gentium" w:cs="Gentium"/>
+        </w:rPr>
+        <w:t>And I</w:t>
+      </w:r>
+      <w:r>
+        <w:rPr>
+          <w:rFonts w:ascii="Gentium" w:hAnsi="Gentium" w:cs="Gentium"/>
+        </w:rPr>
+        <w:t>,</w:t>
+      </w:r>
+      <w:r>
+        <w:rPr>
+          <w:rFonts w:ascii="Gentium" w:hAnsi="Gentium" w:cs="Gentium"/>
+        </w:rPr>
+        <w:t xml:space="preserve"> Solomon, on hearing this, felt compunction as I looked at his old age; and I bade the child be brought to me. And when he was brought I questioned him whether it were true. </w:t>
+      </w:r>
+      <w:r>
+        <w:rPr>
+          <w:rFonts w:ascii="Gentium" w:hAnsi="Gentium" w:cs="Gentium"/>
+          <w:b/>
+          <w:bCs/>
+          <w:color w:val="0070C0"/>
+          <w:vertAlign w:val="superscript"/>
+        </w:rPr>
+        <w:t>4 </w:t>
+      </w:r>
+      <w:r>
+        <w:rPr>
+          <w:rFonts w:ascii="Gentium" w:hAnsi="Gentium" w:cs="Gentium"/>
+        </w:rPr>
+        <w:t xml:space="preserve">And the youth said, “I was not so filled with madness as to strike my father with my hand. Be kind to me, O king. For, I have not dared to commit such impiety, poor wretch that I am.” </w:t>
+      </w:r>
+      <w:r>
+        <w:rPr>
+          <w:rFonts w:ascii="Gentium" w:hAnsi="Gentium" w:cs="Gentium"/>
+          <w:b/>
+          <w:bCs/>
+          <w:color w:val="0070C0"/>
+          <w:vertAlign w:val="superscript"/>
+        </w:rPr>
+        <w:t>5 </w:t>
+      </w:r>
+      <w:r>
+        <w:rPr>
+          <w:rFonts w:ascii="Gentium" w:hAnsi="Gentium" w:cs="Gentium"/>
+        </w:rPr>
+        <w:t xml:space="preserve">But I Solomon, on hearing this from the youth, exhorted the old man to reflect on the matter, and accept his son’s apology. However, he would not, but said he would rather let him die. </w:t>
+      </w:r>
+      <w:r>
+        <w:rPr>
+          <w:rFonts w:ascii="Gentium" w:hAnsi="Gentium" w:cs="Gentium"/>
+          <w:b/>
+          <w:bCs/>
+          <w:color w:val="0070C0"/>
+          <w:vertAlign w:val="superscript"/>
+        </w:rPr>
+        <w:t>6 </w:t>
+      </w:r>
+      <w:r>
+        <w:rPr>
+          <w:rFonts w:ascii="Gentium" w:hAnsi="Gentium" w:cs="Gentium"/>
+        </w:rPr>
+        <w:t xml:space="preserve">And, as the old man would not yield, I was about to pronounce sentence on the youth, when I saw Ornias the demon laughing. I was very angry at the demon’s laughing in my presence; and I ordered my men to remove the other parties, and bring forward Ornias before my tribunal. And when he was brought before me, I said to him, “Accursed one, why did you look at me and laugh?” </w:t>
+      </w:r>
+      <w:r>
+        <w:rPr>
+          <w:rFonts w:ascii="Gentium" w:hAnsi="Gentium" w:cs="Gentium"/>
+          <w:b/>
+          <w:bCs/>
+          <w:color w:val="0070C0"/>
+          <w:vertAlign w:val="superscript"/>
+        </w:rPr>
+        <w:t>7 </w:t>
+      </w:r>
+      <w:r>
+        <w:rPr>
+          <w:rFonts w:ascii="Gentium" w:hAnsi="Gentium" w:cs="Gentium"/>
+        </w:rPr>
+        <w:t xml:space="preserve">And the demon answered, “Prithee, king, it was not because of you I laughed, but because of this ill-starred old man and the wretched youth, his son. For, after three days, his son will die untimely; and lo, the old man desires to foully make away with him.” </w:t>
+      </w:r>
+      <w:r>
+        <w:rPr>
+          <w:rFonts w:ascii="Gentium" w:hAnsi="Gentium" w:cs="Gentium"/>
+          <w:b/>
+          <w:bCs/>
+          <w:color w:val="0070C0"/>
+          <w:vertAlign w:val="superscript"/>
+        </w:rPr>
+        <w:t>8 </w:t>
+      </w:r>
+      <w:r>
+        <w:rPr>
+          <w:rFonts w:ascii="Gentium" w:hAnsi="Gentium" w:cs="Gentium"/>
+        </w:rPr>
+        <w:t>But I</w:t>
+      </w:r>
+      <w:r>
+        <w:rPr>
+          <w:rFonts w:ascii="Gentium" w:hAnsi="Gentium" w:cs="Gentium"/>
+        </w:rPr>
+        <w:t>,</w:t>
+      </w:r>
+      <w:r>
+        <w:rPr>
+          <w:rFonts w:ascii="Gentium" w:hAnsi="Gentium" w:cs="Gentium"/>
+        </w:rPr>
+        <w:t xml:space="preserve"> Solomon, having heard this, said to the demon, “Is that true what you speak?” And he answered, “It is true, O king.” </w:t>
+      </w:r>
+      <w:r>
+        <w:rPr>
+          <w:rFonts w:ascii="Gentium" w:hAnsi="Gentium" w:cs="Gentium"/>
+          <w:b/>
+          <w:bCs/>
+          <w:color w:val="0070C0"/>
+          <w:vertAlign w:val="superscript"/>
+        </w:rPr>
+        <w:t>9 </w:t>
+      </w:r>
+      <w:r>
+        <w:rPr>
+          <w:rFonts w:ascii="Gentium" w:hAnsi="Gentium" w:cs="Gentium"/>
+        </w:rPr>
+        <w:t xml:space="preserve">And I, on hearing that, bade them remove the demon, and that they should again bring before me the old man with his son. I bade them make friends with one another again, and I supplied them with food. </w:t>
+      </w:r>
+      <w:r>
+        <w:rPr>
+          <w:rFonts w:ascii="Gentium" w:hAnsi="Gentium" w:cs="Gentium"/>
+          <w:b/>
+          <w:bCs/>
+          <w:color w:val="0070C0"/>
+          <w:vertAlign w:val="superscript"/>
+        </w:rPr>
+        <w:t>10 </w:t>
+      </w:r>
+      <w:r>
+        <w:rPr>
+          <w:rFonts w:ascii="Gentium" w:hAnsi="Gentium" w:cs="Gentium"/>
+        </w:rPr>
+        <w:t xml:space="preserve">And then I told the old man after three days to bring his son again to me here; “and,” said I, “I will attend to him.” And they saluted me, and went their way. </w:t>
+      </w:r>
+      <w:r>
+        <w:rPr>
+          <w:rFonts w:ascii="Gentium" w:hAnsi="Gentium" w:cs="Gentium"/>
+          <w:b/>
+          <w:bCs/>
+          <w:color w:val="0070C0"/>
+          <w:vertAlign w:val="superscript"/>
+        </w:rPr>
+        <w:t>11 </w:t>
+      </w:r>
+      <w:r>
+        <w:rPr>
+          <w:rFonts w:ascii="Gentium" w:hAnsi="Gentium" w:cs="Gentium"/>
+        </w:rPr>
+        <w:t xml:space="preserve">And, when they were gone, I ordered Ornias to be brought forward, and said to him, “Tell me how you know this;” </w:t>
+      </w:r>
+      <w:r>
+        <w:rPr>
+          <w:rFonts w:ascii="Gentium" w:hAnsi="Gentium" w:cs="Gentium"/>
+          <w:b/>
+          <w:bCs/>
+          <w:color w:val="0070C0"/>
+          <w:vertAlign w:val="superscript"/>
+        </w:rPr>
+        <w:t>12 </w:t>
+      </w:r>
+      <w:r>
+        <w:rPr>
+          <w:rFonts w:ascii="Gentium" w:hAnsi="Gentium" w:cs="Gentium"/>
+        </w:rPr>
+        <w:t xml:space="preserve">and he answered, “We demons ascend into the firmament of heaven, and fly about among the stars. And we hear the sentences which go forth upon the souls of men, </w:t>
+      </w:r>
+      <w:r>
+        <w:rPr>
+          <w:rFonts w:ascii="Gentium" w:hAnsi="Gentium" w:cs="Gentium"/>
+          <w:b/>
+          <w:bCs/>
+          <w:color w:val="0070C0"/>
+          <w:vertAlign w:val="superscript"/>
+        </w:rPr>
+        <w:t>13 </w:t>
+      </w:r>
+      <w:r>
+        <w:rPr>
+          <w:rFonts w:ascii="Gentium" w:hAnsi="Gentium" w:cs="Gentium"/>
+        </w:rPr>
+        <w:t>and forthwith we come, and whether by force of influence, or by fire, or by sword, or by some accident, we veil our act of destruction; and if a man does not die by some untimely disaster or by violence, then we demons transform ourselves in such a way as to appear to men and be worshipped in our human nature.”</w:t>
       </w:r>
     </w:p>
     <w:p>
@@ -4634,230 +5285,25 @@
           <w:color w:val="0070C0"/>
           <w:vertAlign w:val="superscript"/>
         </w:rPr>
-        <w:t>1 </w:t>
-      </w:r>
-      <w:r>
-        <w:rPr>
-          <w:rFonts w:ascii="Gentium" w:hAnsi="Gentium" w:cs="Gentium"/>
-        </w:rPr>
-        <w:t xml:space="preserve">And behold, in those days one of the workmen, of ripe old age, threw himself down before me, and said, “King Solomon, pity me, because I am old.” So I bade him stand up, and said, “Tell me, old man, all you will.” </w:t>
-      </w:r>
-      <w:r>
-        <w:rPr>
-          <w:rFonts w:ascii="Gentium" w:hAnsi="Gentium" w:cs="Gentium"/>
-          <w:b/>
-          <w:bCs/>
-          <w:color w:val="0070C0"/>
-          <w:vertAlign w:val="superscript"/>
-        </w:rPr>
-        <w:t>2 </w:t>
-      </w:r>
-      <w:r>
-        <w:rPr>
-          <w:rFonts w:ascii="Gentium" w:hAnsi="Gentium" w:cs="Gentium"/>
-        </w:rPr>
-        <w:t xml:space="preserve">And he answered, “I beseech you king, I have an only-born son, and he insults and beats me openly, and plucks out the hair of my head, and threatens me with a painful death. Therefore, I beseech you avenge me.” </w:t>
-      </w:r>
-      <w:r>
-        <w:rPr>
-          <w:rFonts w:ascii="Gentium" w:hAnsi="Gentium" w:cs="Gentium"/>
-          <w:b/>
-          <w:bCs/>
-          <w:color w:val="0070C0"/>
-          <w:vertAlign w:val="superscript"/>
-        </w:rPr>
-        <w:t>3 </w:t>
-      </w:r>
-      <w:r>
-        <w:rPr>
-          <w:rFonts w:ascii="Gentium" w:hAnsi="Gentium" w:cs="Gentium"/>
-        </w:rPr>
-        <w:t xml:space="preserve">And I Solomon, on hearing this, felt compunction as I looked at his old age; and I bade the child be brought to me. And when he was brought I questioned him whether it were true. </w:t>
-      </w:r>
-      <w:r>
-        <w:rPr>
-          <w:rFonts w:ascii="Gentium" w:hAnsi="Gentium" w:cs="Gentium"/>
-          <w:b/>
-          <w:bCs/>
-          <w:color w:val="0070C0"/>
-          <w:vertAlign w:val="superscript"/>
-        </w:rPr>
-        <w:t>4 </w:t>
-      </w:r>
-      <w:r>
-        <w:rPr>
-          <w:rFonts w:ascii="Gentium" w:hAnsi="Gentium" w:cs="Gentium"/>
-        </w:rPr>
-        <w:t xml:space="preserve">And the youth said, “I was not so filled with madness as to strike my father with my hand. Be kind to me, O king. For, I have not dared to commit such impiety, poor wretch that I am.” </w:t>
-      </w:r>
-      <w:r>
-        <w:rPr>
-          <w:rFonts w:ascii="Gentium" w:hAnsi="Gentium" w:cs="Gentium"/>
-          <w:b/>
-          <w:bCs/>
-          <w:color w:val="0070C0"/>
-          <w:vertAlign w:val="superscript"/>
-        </w:rPr>
-        <w:t>5 </w:t>
-      </w:r>
-      <w:r>
-        <w:rPr>
-          <w:rFonts w:ascii="Gentium" w:hAnsi="Gentium" w:cs="Gentium"/>
-        </w:rPr>
-        <w:t xml:space="preserve">But I Solomon, on hearing this from the youth, exhorted the old man to reflect on the matter, and accept his son’s apology. However, he would not, but said he would rather let him die. </w:t>
-      </w:r>
-      <w:r>
-        <w:rPr>
-          <w:rFonts w:ascii="Gentium" w:hAnsi="Gentium" w:cs="Gentium"/>
-          <w:b/>
-          <w:bCs/>
-          <w:color w:val="0070C0"/>
-          <w:vertAlign w:val="superscript"/>
-        </w:rPr>
-        <w:t>6 </w:t>
-      </w:r>
-      <w:r>
-        <w:rPr>
-          <w:rFonts w:ascii="Gentium" w:hAnsi="Gentium" w:cs="Gentium"/>
-        </w:rPr>
-        <w:t xml:space="preserve">And, as the old man would not yield, I was about to pronounce sentence on the youth, when I saw Ornias the demon laughing. I was very angry at the demon’s laughing in my presence; and I ordered my men to remove the other parties, and bring forward Ornias before my tribunal. And when he was brought before me, I said to him, “Accursed one, why did you look at me and laugh?” </w:t>
-      </w:r>
-      <w:r>
-        <w:rPr>
-          <w:rFonts w:ascii="Gentium" w:hAnsi="Gentium" w:cs="Gentium"/>
-          <w:b/>
-          <w:bCs/>
-          <w:color w:val="0070C0"/>
-          <w:vertAlign w:val="superscript"/>
-        </w:rPr>
-        <w:t>7 </w:t>
-      </w:r>
-      <w:r>
-        <w:rPr>
-          <w:rFonts w:ascii="Gentium" w:hAnsi="Gentium" w:cs="Gentium"/>
-        </w:rPr>
-        <w:t xml:space="preserve">And the demon answered, “Prithee, king, it was not because of you I laughed, but because of this ill-starred old man and the wretched youth, his son. For, after three days, his son will die untimely; and lo, the old man desires to foully make away with him.” </w:t>
-      </w:r>
-      <w:r>
-        <w:rPr>
-          <w:rFonts w:ascii="Gentium" w:hAnsi="Gentium" w:cs="Gentium"/>
-          <w:b/>
-          <w:bCs/>
-          <w:color w:val="0070C0"/>
-          <w:vertAlign w:val="superscript"/>
-        </w:rPr>
-        <w:t>8 </w:t>
-      </w:r>
-      <w:r>
-        <w:rPr>
-          <w:rFonts w:ascii="Gentium" w:hAnsi="Gentium" w:cs="Gentium"/>
-        </w:rPr>
-        <w:t xml:space="preserve">But I Solomon, having heard this, said to the demon, “Is that true what you speak?” And he answered, “It is true, O king.” </w:t>
-      </w:r>
-      <w:r>
-        <w:rPr>
-          <w:rFonts w:ascii="Gentium" w:hAnsi="Gentium" w:cs="Gentium"/>
-          <w:b/>
-          <w:bCs/>
-          <w:color w:val="0070C0"/>
-          <w:vertAlign w:val="superscript"/>
-        </w:rPr>
-        <w:t>9 </w:t>
-      </w:r>
-      <w:r>
-        <w:rPr>
-          <w:rFonts w:ascii="Gentium" w:hAnsi="Gentium" w:cs="Gentium"/>
-        </w:rPr>
-        <w:t xml:space="preserve">And I, on hearing that, bade them remove the demon, and that they should again bring before me the old man with his son. I bade them make friends with one another again, and I supplied them with food. </w:t>
-      </w:r>
-      <w:r>
-        <w:rPr>
-          <w:rFonts w:ascii="Gentium" w:hAnsi="Gentium" w:cs="Gentium"/>
-          <w:b/>
-          <w:bCs/>
-          <w:color w:val="0070C0"/>
-          <w:vertAlign w:val="superscript"/>
-        </w:rPr>
-        <w:t>10 </w:t>
-      </w:r>
-      <w:r>
-        <w:rPr>
-          <w:rFonts w:ascii="Gentium" w:hAnsi="Gentium" w:cs="Gentium"/>
-        </w:rPr>
-        <w:t xml:space="preserve">And then I told the old man after three days to bring his son again to me here; “and,” said I, “I will attend to him.” And they saluted me, and went their way. </w:t>
-      </w:r>
-      <w:r>
-        <w:rPr>
-          <w:rFonts w:ascii="Gentium" w:hAnsi="Gentium" w:cs="Gentium"/>
-          <w:b/>
-          <w:bCs/>
-          <w:color w:val="0070C0"/>
-          <w:vertAlign w:val="superscript"/>
-        </w:rPr>
-        <w:t>11 </w:t>
-      </w:r>
-      <w:r>
-        <w:rPr>
-          <w:rFonts w:ascii="Gentium" w:hAnsi="Gentium" w:cs="Gentium"/>
-        </w:rPr>
-        <w:t xml:space="preserve">And, when they were gone, I ordered Ornias to be brought forward, and said to him, “Tell me how you know this;” </w:t>
-      </w:r>
-      <w:r>
-        <w:rPr>
-          <w:rFonts w:ascii="Gentium" w:hAnsi="Gentium" w:cs="Gentium"/>
-          <w:b/>
-          <w:bCs/>
-          <w:color w:val="0070C0"/>
-          <w:vertAlign w:val="superscript"/>
-        </w:rPr>
-        <w:t>12 </w:t>
-      </w:r>
-      <w:r>
-        <w:rPr>
-          <w:rFonts w:ascii="Gentium" w:hAnsi="Gentium" w:cs="Gentium"/>
-        </w:rPr>
-        <w:t xml:space="preserve">and he answered, “We demons ascend into the firmament of heaven, and fly about among the stars. And we hear the sentences which go forth upon the souls of men, </w:t>
-      </w:r>
-      <w:r>
-        <w:rPr>
-          <w:rFonts w:ascii="Gentium" w:hAnsi="Gentium" w:cs="Gentium"/>
-          <w:b/>
-          <w:bCs/>
-          <w:color w:val="0070C0"/>
-          <w:vertAlign w:val="superscript"/>
-        </w:rPr>
-        <w:t>13 </w:t>
-      </w:r>
-      <w:r>
-        <w:rPr>
-          <w:rFonts w:ascii="Gentium" w:hAnsi="Gentium" w:cs="Gentium"/>
-        </w:rPr>
-        <w:t>and forthwith we come, and whether by force of influence, or by fire, or by sword, or by some accident, we veil our act of destruction; and if a man does not die by some untimely disaster or by violence, then we demons transform ourselves in such a way as to appear to men and be worshipped in our human nature.”</w:t>
-      </w:r>
-    </w:p>
-    <w:p>
-      <w:pPr>
-        <w:spacing w:before="120"/>
-        <w:jc w:val="both"/>
-        <w:rPr>
-          <w:rFonts w:ascii="Gentium" w:hAnsi="Gentium" w:cs="Gentium"/>
-        </w:rPr>
-      </w:pPr>
-      <w:r>
-        <w:rPr>
-          <w:rFonts w:ascii="Gentium" w:hAnsi="Gentium" w:cs="Gentium"/>
-          <w:b/>
-          <w:bCs/>
-          <w:color w:val="0070C0"/>
-          <w:vertAlign w:val="superscript"/>
-        </w:rPr>
         <w:t>14 </w:t>
       </w:r>
       <w:r>
         <w:rPr>
           <w:rFonts w:ascii="Gentium" w:hAnsi="Gentium" w:cs="Gentium"/>
         </w:rPr>
-        <w:t xml:space="preserve">I therefore, having heard this, glorified the Lord God, and again I questioned the demon, saying, “Tell me how ye can ascend into heaven, being demons, and amidst the stars and holy angels intermingle.” </w:t>
+        <w:t>I therefore, having heard this, glorified the Lord God, and again I questioned the demon, saying, “Tell me how y</w:t>
+      </w:r>
+      <w:r>
+        <w:rPr>
+          <w:rFonts w:ascii="Gentium" w:hAnsi="Gentium" w:cs="Gentium"/>
+        </w:rPr>
+        <w:t>ou</w:t>
+      </w:r>
+      <w:r>
+        <w:rPr>
+          <w:rFonts w:ascii="Gentium" w:hAnsi="Gentium" w:cs="Gentium"/>
+        </w:rPr>
+        <w:t xml:space="preserve"> can ascend into heaven, being demons, and amidst the stars and holy angels intermingle.” </w:t>
       </w:r>
       <w:r>
         <w:rPr>
@@ -4937,14 +5383,7 @@
         <w:rPr>
           <w:rFonts w:ascii="Gentium" w:hAnsi="Gentium" w:cs="Gentium"/>
         </w:rPr>
-        <w:t xml:space="preserve">And after the five days I recalled the old man, and was about to </w:t>
-      </w:r>
-      <w:r>
-        <w:rPr>
-          <w:rFonts w:ascii="Gentium" w:hAnsi="Gentium" w:cs="Gentium"/>
-        </w:rPr>
-        <w:lastRenderedPageBreak/>
-        <w:t xml:space="preserve">question him. But he came to me in grief and with black face. </w:t>
+        <w:t xml:space="preserve">And after the five days I recalled the old man, and was about to question him. But he came to me in grief and with black face. </w:t>
       </w:r>
       <w:r>
         <w:rPr>
@@ -5010,6 +5449,7 @@
           <w:sz w:val="28"/>
           <w:szCs w:val="28"/>
         </w:rPr>
+        <w:lastRenderedPageBreak/>
         <w:t>Chapter 21</w:t>
       </w:r>
     </w:p>
@@ -5024,8 +5464,94 @@
       <w:r>
         <w:rPr>
           <w:rFonts w:ascii="Gentium" w:hAnsi="Gentium" w:cs="Gentium"/>
-        </w:rPr>
-        <w:t>1 And the queen of the South saw all this, and marvelled, glorifying the God of Israel; and she beheld the Temple of the Lord being built. And she gave a siklos of gold and one hundred myriads of silver and choice bronze, 2 and she went into the Temple. And (she beheld) the altar of incense and the brazen supports of this altar, and the gems of the lamps flashing forth of different colours, and of the lamp-stand of stone, and of emerald, and hyacinth, and sapphire; 3 and she beheld the vessels of gold, and silver, and bronze, and wood, and the folds of skins dyed red with madder. And she saw the bases of the pillars of the Temple of the Lord. 4 All were of one gold … apart from the demons whom I condemned to labour. And there was peace in the circle of my kingdom and over all the earth.</w:t>
+          <w:b/>
+          <w:bCs/>
+          <w:color w:val="0070C0"/>
+          <w:vertAlign w:val="superscript"/>
+        </w:rPr>
+        <w:t>1</w:t>
+      </w:r>
+      <w:r>
+        <w:rPr>
+          <w:rFonts w:ascii="Gentium" w:hAnsi="Gentium" w:cs="Gentium"/>
+          <w:color w:val="0070C0"/>
+        </w:rPr>
+        <w:t> </w:t>
+      </w:r>
+      <w:r>
+        <w:rPr>
+          <w:rFonts w:ascii="Gentium" w:hAnsi="Gentium" w:cs="Gentium"/>
+        </w:rPr>
+        <w:t xml:space="preserve">And the queen of the South saw all this, and marvelled, glorifying the God of Israel; and she beheld the Temple of the Lord being built. And she gave a siklos of gold and one hundred myriads of silver and choice bronze, </w:t>
+      </w:r>
+      <w:r>
+        <w:rPr>
+          <w:rFonts w:ascii="Gentium" w:hAnsi="Gentium" w:cs="Gentium"/>
+          <w:b/>
+          <w:bCs/>
+          <w:color w:val="0070C0"/>
+          <w:vertAlign w:val="superscript"/>
+        </w:rPr>
+        <w:t>2</w:t>
+      </w:r>
+      <w:r>
+        <w:rPr>
+          <w:rFonts w:ascii="Gentium" w:hAnsi="Gentium" w:cs="Gentium"/>
+          <w:color w:val="0070C0"/>
+        </w:rPr>
+        <w:t> </w:t>
+      </w:r>
+      <w:r>
+        <w:rPr>
+          <w:rFonts w:ascii="Gentium" w:hAnsi="Gentium" w:cs="Gentium"/>
+        </w:rPr>
+        <w:t xml:space="preserve">and she went into the Temple. And (she beheld) the altar of incense and the brazen supports of this altar, and the gems of the lamps flashing forth of different colours, and of the lamp-stand of stone, and of emerald, and hyacinth, and sapphire; </w:t>
+      </w:r>
+      <w:r>
+        <w:rPr>
+          <w:rFonts w:ascii="Gentium" w:hAnsi="Gentium" w:cs="Gentium"/>
+          <w:b/>
+          <w:bCs/>
+          <w:color w:val="0070C0"/>
+          <w:vertAlign w:val="superscript"/>
+        </w:rPr>
+        <w:t>3</w:t>
+      </w:r>
+      <w:r>
+        <w:rPr>
+          <w:rFonts w:ascii="Gentium" w:hAnsi="Gentium" w:cs="Gentium"/>
+          <w:color w:val="0070C0"/>
+        </w:rPr>
+        <w:t> </w:t>
+      </w:r>
+      <w:r>
+        <w:rPr>
+          <w:rFonts w:ascii="Gentium" w:hAnsi="Gentium" w:cs="Gentium"/>
+        </w:rPr>
+        <w:t xml:space="preserve">and she beheld the vessels of gold, and silver, and bronze, and wood, and the folds of skins dyed red with madder. And she saw the bases of the pillars of the Temple of the Lord. </w:t>
+      </w:r>
+      <w:r>
+        <w:rPr>
+          <w:rFonts w:ascii="Gentium" w:hAnsi="Gentium" w:cs="Gentium"/>
+          <w:b/>
+          <w:bCs/>
+          <w:color w:val="0070C0"/>
+          <w:vertAlign w:val="superscript"/>
+        </w:rPr>
+        <w:t>4</w:t>
+      </w:r>
+      <w:r>
+        <w:rPr>
+          <w:rFonts w:ascii="Gentium" w:hAnsi="Gentium" w:cs="Gentium"/>
+          <w:color w:val="0070C0"/>
+        </w:rPr>
+        <w:t> </w:t>
+      </w:r>
+      <w:r>
+        <w:rPr>
+          <w:rFonts w:ascii="Gentium" w:hAnsi="Gentium" w:cs="Gentium"/>
+        </w:rPr>
+        <w:t>All were of one gold … apart from the demons whom I condemned to labour. And there was peace in the circle of my kingdom and over all the earth.</w:t>
       </w:r>
     </w:p>
     <w:p>
@@ -5084,7 +5610,19 @@
         <w:rPr>
           <w:rFonts w:ascii="Gentium" w:hAnsi="Gentium" w:cs="Gentium"/>
         </w:rPr>
-        <w:t>And it came to pass, which I was in my kingdom, the King of the Arabians, Adares, sent me a letter, and the writing of the letter was written as follows:</w:t>
+        <w:t>And it came to pass, which I was in my kingdom, the King of the Arabians, Adar</w:t>
+      </w:r>
+      <w:r>
+        <w:rPr>
+          <w:rFonts w:ascii="Gentium" w:hAnsi="Gentium" w:cs="Gentium"/>
+        </w:rPr>
+        <w:t>c</w:t>
+      </w:r>
+      <w:r>
+        <w:rPr>
+          <w:rFonts w:ascii="Gentium" w:hAnsi="Gentium" w:cs="Gentium"/>
+        </w:rPr>
+        <w:t>es, sent me a letter, and the writing of the letter was written as follows:</w:t>
       </w:r>
     </w:p>
     <w:p>
@@ -5237,46 +5775,58 @@
         <w:rPr>
           <w:rFonts w:ascii="Gentium" w:hAnsi="Gentium" w:cs="Gentium"/>
         </w:rPr>
-        <w:t xml:space="preserve">And, after seven days, being </w:t>
+        <w:t xml:space="preserve">And, after seven days, being reminded of the epistle of Adares, King of Arabia, I called my servant and said to him, “Order your camel and take for yourself a leather flask, and take also this seal. </w:t>
+      </w:r>
+      <w:r>
+        <w:rPr>
+          <w:rFonts w:ascii="Gentium" w:hAnsi="Gentium" w:cs="Gentium"/>
+          <w:b/>
+          <w:bCs/>
+          <w:color w:val="0070C0"/>
+          <w:vertAlign w:val="superscript"/>
+        </w:rPr>
+        <w:t>10 </w:t>
+      </w:r>
+      <w:r>
+        <w:rPr>
+          <w:rFonts w:ascii="Gentium" w:hAnsi="Gentium" w:cs="Gentium"/>
+        </w:rPr>
+        <w:t xml:space="preserve">And go away into Arabia to the place in which the evil spirit blows; and there take the flask, and the signet-ring in front of the mouth of the flask, and (hold them) towards the blast of the spirit. </w:t>
+      </w:r>
+      <w:r>
+        <w:rPr>
+          <w:rFonts w:ascii="Gentium" w:hAnsi="Gentium" w:cs="Gentium"/>
+          <w:b/>
+          <w:bCs/>
+          <w:color w:val="0070C0"/>
+          <w:vertAlign w:val="superscript"/>
+        </w:rPr>
+        <w:t>11 </w:t>
+      </w:r>
+      <w:r>
+        <w:rPr>
+          <w:rFonts w:ascii="Gentium" w:hAnsi="Gentium" w:cs="Gentium"/>
+        </w:rPr>
+        <w:t xml:space="preserve">And, when the flask is blown out, you will understand that the demon </w:t>
       </w:r>
       <w:r>
         <w:rPr>
           <w:rFonts w:ascii="Gentium" w:hAnsi="Gentium" w:cs="Gentium"/>
         </w:rPr>
         <w:lastRenderedPageBreak/>
-        <w:t xml:space="preserve">reminded of the epistle of Adares, King of Arabia, I called my servant and said to him, “Order your camel and take for yourself a leather flask, and take also this seal. </w:t>
-      </w:r>
-      <w:r>
-        <w:rPr>
-          <w:rFonts w:ascii="Gentium" w:hAnsi="Gentium" w:cs="Gentium"/>
-          <w:b/>
-          <w:bCs/>
-          <w:color w:val="0070C0"/>
-          <w:vertAlign w:val="superscript"/>
-        </w:rPr>
-        <w:t>10 </w:t>
-      </w:r>
-      <w:r>
-        <w:rPr>
-          <w:rFonts w:ascii="Gentium" w:hAnsi="Gentium" w:cs="Gentium"/>
-        </w:rPr>
-        <w:t xml:space="preserve">And go away into Arabia to the place in which the evil spirit blows; and there take the flask, and the signet-ring in front of the mouth of the flask, and (hold them) towards the blast of the spirit. </w:t>
-      </w:r>
-      <w:r>
-        <w:rPr>
-          <w:rFonts w:ascii="Gentium" w:hAnsi="Gentium" w:cs="Gentium"/>
-          <w:b/>
-          <w:bCs/>
-          <w:color w:val="0070C0"/>
-          <w:vertAlign w:val="superscript"/>
-        </w:rPr>
-        <w:t>11 </w:t>
-      </w:r>
-      <w:r>
-        <w:rPr>
-          <w:rFonts w:ascii="Gentium" w:hAnsi="Gentium" w:cs="Gentium"/>
-        </w:rPr>
-        <w:t>And, when the flask is blown out, you will understand that the demon is (in it). Then hastily tie up the mouth of the flask, and seal it securely with the seal-ring, and lay it carefully on the camel and bring it me hither. And if on the way it offer you gold or silver or treasure in return for letting it go, see that thou be not persuaded. But arrange without using oath to release it. And then if it point out to the places where are gold or silver, mark the places and seal them with this seal. And bring the demon to me. And now depart, and fare well.”</w:t>
+        <w:t xml:space="preserve">is (in it). Then hastily tie up the mouth of the flask, and seal it securely with the seal-ring, and lay it carefully on the camel and bring it me hither. </w:t>
+      </w:r>
+      <w:r>
+        <w:rPr>
+          <w:rFonts w:ascii="Gentium" w:hAnsi="Gentium" w:cs="Gentium"/>
+        </w:rPr>
+        <w:t>And if on the way it offers you gold or silver or treasure in return for letting it go, see that you are not persuaded. But arrange without using oath to release it. And then if it points out to the places where are gold or silver, mark the places and seal them with this seal. And bring the demon to me</w:t>
+      </w:r>
+      <w:r>
+        <w:rPr>
+          <w:rFonts w:ascii="Gentium" w:hAnsi="Gentium" w:cs="Gentium"/>
+        </w:rPr>
+        <w:t>. And now depart, and fare well.”</w:t>
       </w:r>
     </w:p>
     <w:p>
@@ -5301,39 +5851,66 @@
         <w:rPr>
           <w:rFonts w:ascii="Gentium" w:hAnsi="Gentium" w:cs="Gentium"/>
         </w:rPr>
-        <w:t xml:space="preserve">Then the youth did as was bidden him. And he ordered his camel, and laid on it a flask, and set off into Arabia. </w:t>
-      </w:r>
-      <w:r>
-        <w:rPr>
-          <w:rFonts w:ascii="Gentium" w:hAnsi="Gentium" w:cs="Gentium"/>
-          <w:b/>
-          <w:bCs/>
-          <w:color w:val="0070C0"/>
-          <w:vertAlign w:val="superscript"/>
-        </w:rPr>
-        <w:t>13 </w:t>
-      </w:r>
-      <w:r>
-        <w:rPr>
-          <w:rFonts w:ascii="Gentium" w:hAnsi="Gentium" w:cs="Gentium"/>
-        </w:rPr>
-        <w:t xml:space="preserve">And the men of that region would not believe that he would be able to catch the evil spirit. </w:t>
-      </w:r>
-      <w:r>
-        <w:rPr>
-          <w:rFonts w:ascii="Gentium" w:hAnsi="Gentium" w:cs="Gentium"/>
-          <w:b/>
-          <w:bCs/>
-          <w:color w:val="0070C0"/>
-          <w:vertAlign w:val="superscript"/>
-        </w:rPr>
-        <w:t>14 </w:t>
-      </w:r>
-      <w:r>
-        <w:rPr>
-          <w:rFonts w:ascii="Gentium" w:hAnsi="Gentium" w:cs="Gentium"/>
-        </w:rPr>
-        <w:t xml:space="preserve">And when it was dawn, the servant stood before the spirit’s blast, and laid the flask on the ground, and the finger-ring on the mouth of the flask. And the demon blew through the middle of the finger-ring into the mouth of the flask, and going in blew out the flask. But the man promptly stood up to it and drew tight with his hand the mouth of the flask, in the name of the Lord God of Sabaôth. And the demon remained within the flask. </w:t>
+        <w:t xml:space="preserve">Then the youth did as was bidden him. And he ordered his camel, and laid on it a flask, and set off into Arabia. And the men of that region would not believe that he would be able to catch the evil spirit. </w:t>
+      </w:r>
+      <w:r>
+        <w:rPr>
+          <w:rFonts w:ascii="Gentium" w:hAnsi="Gentium" w:cs="Gentium"/>
+          <w:b/>
+          <w:bCs/>
+          <w:color w:val="0070C0"/>
+          <w:vertAlign w:val="superscript"/>
+        </w:rPr>
+        <w:t>1</w:t>
+      </w:r>
+      <w:r>
+        <w:rPr>
+          <w:rFonts w:ascii="Gentium" w:hAnsi="Gentium" w:cs="Gentium"/>
+          <w:b/>
+          <w:bCs/>
+          <w:color w:val="0070C0"/>
+          <w:vertAlign w:val="superscript"/>
+        </w:rPr>
+        <w:t>3</w:t>
+      </w:r>
+      <w:r>
+        <w:rPr>
+          <w:rFonts w:ascii="Gentium" w:hAnsi="Gentium" w:cs="Gentium"/>
+          <w:b/>
+          <w:bCs/>
+          <w:color w:val="0070C0"/>
+          <w:vertAlign w:val="superscript"/>
+        </w:rPr>
+        <w:t> </w:t>
+      </w:r>
+      <w:r>
+        <w:rPr>
+          <w:rFonts w:ascii="Gentium" w:hAnsi="Gentium" w:cs="Gentium"/>
+        </w:rPr>
+        <w:t xml:space="preserve">And when it was dawn, the servant stood before the spirit’s blast, and laid the flask on the ground, and the finger-ring on the mouth of the flask. </w:t>
+      </w:r>
+      <w:r>
+        <w:rPr>
+          <w:rFonts w:ascii="Gentium" w:hAnsi="Gentium" w:cs="Gentium"/>
+          <w:b/>
+          <w:bCs/>
+          <w:color w:val="0070C0"/>
+          <w:vertAlign w:val="superscript"/>
+        </w:rPr>
+        <w:t>14</w:t>
+      </w:r>
+      <w:r>
+        <w:rPr>
+          <w:rFonts w:ascii="Gentium" w:hAnsi="Gentium" w:cs="Gentium"/>
+          <w:color w:val="0070C0"/>
+        </w:rPr>
+        <w:t> </w:t>
+      </w:r>
+      <w:r>
+        <w:rPr>
+          <w:rFonts w:ascii="Gentium" w:hAnsi="Gentium" w:cs="Gentium"/>
+        </w:rPr>
+        <w:t xml:space="preserve">And the demon blew through the middle of the finger-ring into the mouth of the flask, and going in blew out the flask. But the man promptly stood up to it and drew tight with his hand the mouth of the flask, in the name of the Lord God of Sabaôth. And the demon remained within the flask. </w:t>
       </w:r>
       <w:r>
         <w:rPr>
@@ -5349,7 +5926,31 @@
         <w:rPr>
           <w:rFonts w:ascii="Gentium" w:hAnsi="Gentium" w:cs="Gentium"/>
         </w:rPr>
-        <w:t xml:space="preserve">And after that the youth remained in that land three days to make trial. And the spirit no longer blew against that city. And all the Arabs knew that he had safely shut in the spirit. </w:t>
+        <w:t>And</w:t>
+      </w:r>
+      <w:r>
+        <w:rPr>
+          <w:rFonts w:ascii="Gentium" w:hAnsi="Gentium" w:cs="Gentium"/>
+        </w:rPr>
+        <w:t>,</w:t>
+      </w:r>
+      <w:r>
+        <w:rPr>
+          <w:rFonts w:ascii="Gentium" w:hAnsi="Gentium" w:cs="Gentium"/>
+        </w:rPr>
+        <w:t xml:space="preserve"> after that</w:t>
+      </w:r>
+      <w:r>
+        <w:rPr>
+          <w:rFonts w:ascii="Gentium" w:hAnsi="Gentium" w:cs="Gentium"/>
+        </w:rPr>
+        <w:t>,</w:t>
+      </w:r>
+      <w:r>
+        <w:rPr>
+          <w:rFonts w:ascii="Gentium" w:hAnsi="Gentium" w:cs="Gentium"/>
+        </w:rPr>
+        <w:t xml:space="preserve"> the youth remained in that land three days to make trial. And the spirit no longer blew against that city. And all the Arabs knew that he had safely shut in the spirit. </w:t>
       </w:r>
       <w:r>
         <w:rPr>
@@ -5429,7 +6030,13 @@
         <w:rPr>
           <w:rFonts w:ascii="Gentium" w:hAnsi="Gentium" w:cs="Gentium"/>
         </w:rPr>
-        <w:t xml:space="preserve">And I said to him, “By what angel art thou frustrated?” And he answered, “By the only-ruling God, that has authority over me even to be heard. He that is to be born of a virgin and crucified by the Jews on a cross. Whom the angels and archangels worship. He frustrates me, and enfeebles me of my great strength, which has been given me by my father the devil.” </w:t>
+        <w:t>And I said to him, “By what angel are you frustrated?” And he answered, “By the only ruling God, that has authority over me even to be heard. He that is to be born of a virgin and crucified by the Jews on a cross. Whom the angels and archangels worship. He frustrates me, and enfeebles me of my great strength, which has been given me by my father the devil</w:t>
+      </w:r>
+      <w:r>
+        <w:rPr>
+          <w:rFonts w:ascii="Gentium" w:hAnsi="Gentium" w:cs="Gentium"/>
+        </w:rPr>
+        <w:t xml:space="preserve">.” </w:t>
       </w:r>
     </w:p>
     <w:p>
@@ -5520,14 +6127,7 @@
         <w:rPr>
           <w:rFonts w:ascii="Gentium" w:hAnsi="Gentium" w:cs="Gentium"/>
         </w:rPr>
-        <w:t xml:space="preserve">Saying this, I laid stress on him, and the flask became as if depleted of air. And I placed it under the stone, and (the spirit) girded himself up, and lifted it up top of the flask. And the flask went up the steps, carrying the stone, </w:t>
-      </w:r>
-      <w:r>
-        <w:rPr>
-          <w:rFonts w:ascii="Gentium" w:hAnsi="Gentium" w:cs="Gentium"/>
-        </w:rPr>
-        <w:lastRenderedPageBreak/>
-        <w:t xml:space="preserve">and laid it down at the end of the entrance of the Temple. </w:t>
+        <w:t xml:space="preserve">Saying this, I laid stress on him, and the flask became as if depleted of air. And I placed it under the stone, and (the spirit) girded himself up, and lifted it up top of the flask. And the flask went up the steps, carrying the stone, and laid it down at the end of the entrance of the Temple. </w:t>
       </w:r>
       <w:r>
         <w:rPr>
@@ -5577,6 +6177,7 @@
           <w:sz w:val="28"/>
           <w:szCs w:val="28"/>
         </w:rPr>
+        <w:lastRenderedPageBreak/>
         <w:t>Chapter 24</w:t>
       </w:r>
     </w:p>
@@ -5821,7 +6422,19 @@
         <w:rPr>
           <w:rFonts w:ascii="Gentium" w:hAnsi="Gentium" w:cs="Gentium"/>
         </w:rPr>
-        <w:t xml:space="preserve">And it came to pass when the children of Israel had crossed over, the water returned and hid all the host of the Egyptians and all their might. And I remained in the sea, being kept under this pillar. But when Ephippas came, being sent by </w:t>
+        <w:t>And it came to pass when the children of Israel had crossed over, the water returned and hid all the host of the Egyptians and all their might. And I remained in the sea, being kept under this pillar. But</w:t>
+      </w:r>
+      <w:r>
+        <w:rPr>
+          <w:rFonts w:ascii="Gentium" w:hAnsi="Gentium" w:cs="Gentium"/>
+        </w:rPr>
+        <w:t>,</w:t>
+      </w:r>
+      <w:r>
+        <w:rPr>
+          <w:rFonts w:ascii="Gentium" w:hAnsi="Gentium" w:cs="Gentium"/>
+        </w:rPr>
+        <w:t xml:space="preserve"> when Ephippas came, being sent by </w:t>
       </w:r>
       <w:r>
         <w:rPr>
@@ -5940,46 +6553,58 @@
         <w:rPr>
           <w:rFonts w:ascii="Gentium" w:hAnsi="Gentium" w:cs="Gentium"/>
         </w:rPr>
-        <w:t xml:space="preserve">And I said to their priests, “Give me the Sonmanites (i.e. Shunammite) to wife.” But the priests of Moloch said to me, “If you love this maiden, go in and worship our gods, the great god </w:t>
+        <w:t xml:space="preserve">And I said to their priests, “Give me the Sonmanites (i.e. Shunammite) to wife.” But the priests of Moloch said to me, “If you love this maiden, go in and worship our gods, the great god Raphan and the god called Moloch.” </w:t>
+      </w:r>
+      <w:r>
+        <w:rPr>
+          <w:rFonts w:ascii="Gentium" w:hAnsi="Gentium" w:cs="Gentium"/>
+          <w:b/>
+          <w:bCs/>
+          <w:color w:val="0070C0"/>
+          <w:vertAlign w:val="superscript"/>
+        </w:rPr>
+        <w:t>3 </w:t>
+      </w:r>
+      <w:r>
+        <w:rPr>
+          <w:rFonts w:ascii="Gentium" w:hAnsi="Gentium" w:cs="Gentium"/>
+        </w:rPr>
+        <w:t>I therefore was in fear of the glory of God, and did not follow to worship. And I said to them, “I will not worship a strange god. What is this proposal, that y</w:t>
+      </w:r>
+      <w:r>
+        <w:rPr>
+          <w:rFonts w:ascii="Gentium" w:hAnsi="Gentium" w:cs="Gentium"/>
+        </w:rPr>
+        <w:t>ou</w:t>
+      </w:r>
+      <w:r>
+        <w:rPr>
+          <w:rFonts w:ascii="Gentium" w:hAnsi="Gentium" w:cs="Gentium"/>
+        </w:rPr>
+        <w:t xml:space="preserve"> compel me to do so much?” But they said, “… by our fathers.” </w:t>
+      </w:r>
+      <w:r>
+        <w:rPr>
+          <w:rFonts w:ascii="Gentium" w:hAnsi="Gentium" w:cs="Gentium"/>
+          <w:b/>
+          <w:bCs/>
+          <w:color w:val="0070C0"/>
+          <w:vertAlign w:val="superscript"/>
+        </w:rPr>
+        <w:t>4 </w:t>
+      </w:r>
+      <w:r>
+        <w:rPr>
+          <w:rFonts w:ascii="Gentium" w:hAnsi="Gentium" w:cs="Gentium"/>
+        </w:rPr>
+        <w:t xml:space="preserve">And, when I answered that I would on no account worship strange gods, they told the maiden not to sleep with me until I complied and sacrificed to the gods. I then </w:t>
       </w:r>
       <w:r>
         <w:rPr>
           <w:rFonts w:ascii="Gentium" w:hAnsi="Gentium" w:cs="Gentium"/>
         </w:rPr>
         <w:lastRenderedPageBreak/>
-        <w:t xml:space="preserve">Raphan and the god called Moloch.” </w:t>
-      </w:r>
-      <w:r>
-        <w:rPr>
-          <w:rFonts w:ascii="Gentium" w:hAnsi="Gentium" w:cs="Gentium"/>
-          <w:b/>
-          <w:bCs/>
-          <w:color w:val="0070C0"/>
-          <w:vertAlign w:val="superscript"/>
-        </w:rPr>
-        <w:t>3 </w:t>
-      </w:r>
-      <w:r>
-        <w:rPr>
-          <w:rFonts w:ascii="Gentium" w:hAnsi="Gentium" w:cs="Gentium"/>
-        </w:rPr>
-        <w:t xml:space="preserve">I therefore was in fear of the glory of God, and did not follow to worship. And I said to them, “I will not worship a strange god. What is this proposal, that ye compel me to do so much?” But they said, “… by our fathers.” </w:t>
-      </w:r>
-      <w:r>
-        <w:rPr>
-          <w:rFonts w:ascii="Gentium" w:hAnsi="Gentium" w:cs="Gentium"/>
-          <w:b/>
-          <w:bCs/>
-          <w:color w:val="0070C0"/>
-          <w:vertAlign w:val="superscript"/>
-        </w:rPr>
-        <w:t>4 </w:t>
-      </w:r>
-      <w:r>
-        <w:rPr>
-          <w:rFonts w:ascii="Gentium" w:hAnsi="Gentium" w:cs="Gentium"/>
-        </w:rPr>
-        <w:t xml:space="preserve">And, when I answered that I would on no account worship strange gods, they told the maiden not to sleep with me until I complied and sacrificed to the gods. I then was moved, but crafty Eros brought and laid by her for me five grasshoppers, saying, “Take these grasshoppers, and crush them together in the name of the god Moloch; and then will I sleep with you.” </w:t>
+        <w:t xml:space="preserve">was moved, but crafty Eros brought and laid by her for me five grasshoppers, saying, “Take these grasshoppers, and crush them together in the name of the god Moloch; and then will I sleep with you.” </w:t>
       </w:r>
       <w:r>
         <w:rPr>
@@ -6052,7 +6677,31 @@
         <w:rPr>
           <w:rFonts w:ascii="Gentium" w:hAnsi="Gentium" w:cs="Gentium"/>
         </w:rPr>
-        <w:t>Therefore, I wrote out this Testament, that ye who get possession of it may pity, and attend to the last things, and not to the first. So that ye may find grace for ever and ever. Amen. [</w:t>
+        <w:t>Therefore, I wrote out this Testament, that y</w:t>
+      </w:r>
+      <w:r>
+        <w:rPr>
+          <w:rFonts w:ascii="Gentium" w:hAnsi="Gentium" w:cs="Gentium"/>
+        </w:rPr>
+        <w:t>ou</w:t>
+      </w:r>
+      <w:r>
+        <w:rPr>
+          <w:rFonts w:ascii="Gentium" w:hAnsi="Gentium" w:cs="Gentium"/>
+        </w:rPr>
+        <w:t xml:space="preserve"> who get possession of it may pity, and attend to the last things, and not to the first. So that y</w:t>
+      </w:r>
+      <w:r>
+        <w:rPr>
+          <w:rFonts w:ascii="Gentium" w:hAnsi="Gentium" w:cs="Gentium"/>
+        </w:rPr>
+        <w:t>ou</w:t>
+      </w:r>
+      <w:r>
+        <w:rPr>
+          <w:rFonts w:ascii="Gentium" w:hAnsi="Gentium" w:cs="Gentium"/>
+        </w:rPr>
+        <w:t xml:space="preserve"> may find grace for ever and ever. Amen. [</w:t>
       </w:r>
       <w:r>
         <w:rPr>
